--- a/documentacion/Decisiones_de_arquitectura.docx
+++ b/documentacion/Decisiones_de_arquitectura.docx
@@ -448,7 +448,7 @@
     <w:sdt>
       <w:sdtPr>
         <w:alias w:val="Contenido"/>
-        <w:id w:val="1215779850"/>
+        <w:id w:val="-857424528"/>
       </w:sdtPr>
       <w:sdtEndPr/>
       <w:sdtContent>
@@ -477,7 +477,7 @@
           <w:r>
             <w:fldChar w:fldCharType="separate"/>
           </w:r>
-          <w:hyperlink w:anchor="_Toc242791812" w:history="1">
+          <w:hyperlink w:anchor="_Toc243055218" w:history="1">
             <w:r>
               <w:rPr>
                 <w:rStyle w:val="Hipervnculo"/>
@@ -501,7 +501,7 @@
               <w:rPr>
                 <w:noProof/>
               </w:rPr>
-              <w:instrText xml:space="preserve"> PAGEREF _Toc242791812 \h </w:instrText>
+              <w:instrText xml:space="preserve"> PAGEREF _Toc243055218 \h </w:instrText>
             </w:r>
             <w:r>
               <w:rPr>
@@ -544,7 +544,7 @@
               <w14:ligatures w14:val="standardContextual"/>
             </w:rPr>
           </w:pPr>
-          <w:hyperlink w:anchor="_Toc242791813" w:history="1">
+          <w:hyperlink w:anchor="_Toc243055219" w:history="1">
             <w:r>
               <w:rPr>
                 <w:rStyle w:val="Hipervnculo"/>
@@ -568,7 +568,7 @@
               <w:rPr>
                 <w:noProof/>
               </w:rPr>
-              <w:instrText xml:space="preserve"> PAGEREF _Toc242791813 \h </w:instrText>
+              <w:instrText xml:space="preserve"> PAGEREF _Toc243055219 \h </w:instrText>
             </w:r>
             <w:r>
               <w:rPr>
@@ -611,7 +611,7 @@
               <w14:ligatures w14:val="standardContextual"/>
             </w:rPr>
           </w:pPr>
-          <w:hyperlink w:anchor="_Toc242791814" w:history="1">
+          <w:hyperlink w:anchor="_Toc243055220" w:history="1">
             <w:r>
               <w:rPr>
                 <w:rStyle w:val="Hipervnculo"/>
@@ -635,7 +635,7 @@
               <w:rPr>
                 <w:noProof/>
               </w:rPr>
-              <w:instrText xml:space="preserve"> PAGEREF _Toc242791814 \h </w:instrText>
+              <w:instrText xml:space="preserve"> PAGEREF _Toc243055220 \h </w:instrText>
             </w:r>
             <w:r>
               <w:rPr>
@@ -678,7 +678,7 @@
               <w14:ligatures w14:val="standardContextual"/>
             </w:rPr>
           </w:pPr>
-          <w:hyperlink w:anchor="_Toc242791815" w:history="1">
+          <w:hyperlink w:anchor="_Toc243055221" w:history="1">
             <w:r>
               <w:rPr>
                 <w:rStyle w:val="Hipervnculo"/>
@@ -702,7 +702,7 @@
               <w:rPr>
                 <w:noProof/>
               </w:rPr>
-              <w:instrText xml:space="preserve"> PAGEREF _Toc242791815 \h </w:instrText>
+              <w:instrText xml:space="preserve"> PAGEREF _Toc243055221 \h </w:instrText>
             </w:r>
             <w:r>
               <w:rPr>
@@ -745,7 +745,7 @@
               <w14:ligatures w14:val="standardContextual"/>
             </w:rPr>
           </w:pPr>
-          <w:hyperlink w:anchor="_Toc242791816" w:history="1">
+          <w:hyperlink w:anchor="_Toc243055222" w:history="1">
             <w:r>
               <w:rPr>
                 <w:rStyle w:val="Hipervnculo"/>
@@ -769,7 +769,7 @@
               <w:rPr>
                 <w:noProof/>
               </w:rPr>
-              <w:instrText xml:space="preserve"> PAGEREF _Toc242791816 \h </w:instrText>
+              <w:instrText xml:space="preserve"> PAGEREF _Toc243055222 \h </w:instrText>
             </w:r>
             <w:r>
               <w:rPr>
@@ -812,7 +812,7 @@
               <w14:ligatures w14:val="standardContextual"/>
             </w:rPr>
           </w:pPr>
-          <w:hyperlink w:anchor="_Toc242791817" w:history="1">
+          <w:hyperlink w:anchor="_Toc243055223" w:history="1">
             <w:r>
               <w:rPr>
                 <w:rStyle w:val="Hipervnculo"/>
@@ -836,7 +836,7 @@
               <w:rPr>
                 <w:noProof/>
               </w:rPr>
-              <w:instrText xml:space="preserve"> PAGEREF _Toc242791817 \h </w:instrText>
+              <w:instrText xml:space="preserve"> PAGEREF _Toc243055223 \h </w:instrText>
             </w:r>
             <w:r>
               <w:rPr>
@@ -879,7 +879,7 @@
               <w14:ligatures w14:val="standardContextual"/>
             </w:rPr>
           </w:pPr>
-          <w:hyperlink w:anchor="_Toc242791818" w:history="1">
+          <w:hyperlink w:anchor="_Toc243055224" w:history="1">
             <w:r>
               <w:rPr>
                 <w:rStyle w:val="Hipervnculo"/>
@@ -903,7 +903,7 @@
               <w:rPr>
                 <w:noProof/>
               </w:rPr>
-              <w:instrText xml:space="preserve"> PAGEREF _Toc242791818 \h </w:instrText>
+              <w:instrText xml:space="preserve"> PAGEREF _Toc243055224 \h </w:instrText>
             </w:r>
             <w:r>
               <w:rPr>
@@ -946,7 +946,7 @@
               <w14:ligatures w14:val="standardContextual"/>
             </w:rPr>
           </w:pPr>
-          <w:hyperlink w:anchor="_Toc242791819" w:history="1">
+          <w:hyperlink w:anchor="_Toc243055225" w:history="1">
             <w:r>
               <w:rPr>
                 <w:rStyle w:val="Hipervnculo"/>
@@ -970,7 +970,7 @@
               <w:rPr>
                 <w:noProof/>
               </w:rPr>
-              <w:instrText xml:space="preserve"> PAGEREF _Toc242791819 \h </w:instrText>
+              <w:instrText xml:space="preserve"> PAGEREF _Toc243055225 \h </w:instrText>
             </w:r>
             <w:r>
               <w:rPr>
@@ -1013,7 +1013,7 @@
               <w14:ligatures w14:val="standardContextual"/>
             </w:rPr>
           </w:pPr>
-          <w:hyperlink w:anchor="_Toc242791820" w:history="1">
+          <w:hyperlink w:anchor="_Toc243055226" w:history="1">
             <w:r>
               <w:rPr>
                 <w:rStyle w:val="Hipervnculo"/>
@@ -1037,7 +1037,7 @@
               <w:rPr>
                 <w:noProof/>
               </w:rPr>
-              <w:instrText xml:space="preserve"> PAGEREF _Toc242791820 \h </w:instrText>
+              <w:instrText xml:space="preserve"> PAGEREF _Toc243055226 \h </w:instrText>
             </w:r>
             <w:r>
               <w:rPr>
@@ -1080,7 +1080,7 @@
               <w14:ligatures w14:val="standardContextual"/>
             </w:rPr>
           </w:pPr>
-          <w:hyperlink w:anchor="_Toc242791821" w:history="1">
+          <w:hyperlink w:anchor="_Toc243055227" w:history="1">
             <w:r>
               <w:rPr>
                 <w:rStyle w:val="Hipervnculo"/>
@@ -1104,7 +1104,7 @@
               <w:rPr>
                 <w:noProof/>
               </w:rPr>
-              <w:instrText xml:space="preserve"> PAGEREF _Toc242791821 \h </w:instrText>
+              <w:instrText xml:space="preserve"> PAGEREF _Toc243055227 \h </w:instrText>
             </w:r>
             <w:r>
               <w:rPr>
@@ -1147,7 +1147,7 @@
               <w14:ligatures w14:val="standardContextual"/>
             </w:rPr>
           </w:pPr>
-          <w:hyperlink w:anchor="_Toc242791822" w:history="1">
+          <w:hyperlink w:anchor="_Toc243055228" w:history="1">
             <w:r>
               <w:rPr>
                 <w:rStyle w:val="Hipervnculo"/>
@@ -1171,7 +1171,7 @@
               <w:rPr>
                 <w:noProof/>
               </w:rPr>
-              <w:instrText xml:space="preserve"> PAGEREF _Toc242791822 \h </w:instrText>
+              <w:instrText xml:space="preserve"> PAGEREF _Toc243055228 \h </w:instrText>
             </w:r>
             <w:r>
               <w:rPr>
@@ -1214,7 +1214,7 @@
               <w14:ligatures w14:val="standardContextual"/>
             </w:rPr>
           </w:pPr>
-          <w:hyperlink w:anchor="_Toc242791823" w:history="1">
+          <w:hyperlink w:anchor="_Toc243055229" w:history="1">
             <w:r>
               <w:rPr>
                 <w:rStyle w:val="Hipervnculo"/>
@@ -1238,7 +1238,7 @@
               <w:rPr>
                 <w:noProof/>
               </w:rPr>
-              <w:instrText xml:space="preserve"> PAGEREF _Toc242791823 \h </w:instrText>
+              <w:instrText xml:space="preserve"> PAGEREF _Toc243055229 \h </w:instrText>
             </w:r>
             <w:r>
               <w:rPr>
@@ -1281,7 +1281,7 @@
               <w14:ligatures w14:val="standardContextual"/>
             </w:rPr>
           </w:pPr>
-          <w:hyperlink w:anchor="_Toc242791824" w:history="1">
+          <w:hyperlink w:anchor="_Toc243055230" w:history="1">
             <w:r>
               <w:rPr>
                 <w:rStyle w:val="Hipervnculo"/>
@@ -1305,7 +1305,7 @@
               <w:rPr>
                 <w:noProof/>
               </w:rPr>
-              <w:instrText xml:space="preserve"> PAGEREF _Toc242791824 \h </w:instrText>
+              <w:instrText xml:space="preserve"> PAGEREF _Toc243055230 \h </w:instrText>
             </w:r>
             <w:r>
               <w:rPr>
@@ -1348,7 +1348,7 @@
               <w14:ligatures w14:val="standardContextual"/>
             </w:rPr>
           </w:pPr>
-          <w:hyperlink w:anchor="_Toc242791825" w:history="1">
+          <w:hyperlink w:anchor="_Toc243055231" w:history="1">
             <w:r>
               <w:rPr>
                 <w:rStyle w:val="Hipervnculo"/>
@@ -1372,7 +1372,7 @@
               <w:rPr>
                 <w:noProof/>
               </w:rPr>
-              <w:instrText xml:space="preserve"> PAGEREF _Toc242791825 \h </w:instrText>
+              <w:instrText xml:space="preserve"> PAGEREF _Toc243055231 \h </w:instrText>
             </w:r>
             <w:r>
               <w:rPr>
@@ -1415,7 +1415,7 @@
               <w14:ligatures w14:val="standardContextual"/>
             </w:rPr>
           </w:pPr>
-          <w:hyperlink w:anchor="_Toc242791826" w:history="1">
+          <w:hyperlink w:anchor="_Toc243055232" w:history="1">
             <w:r>
               <w:rPr>
                 <w:rStyle w:val="Hipervnculo"/>
@@ -1439,7 +1439,7 @@
               <w:rPr>
                 <w:noProof/>
               </w:rPr>
-              <w:instrText xml:space="preserve"> PAGEREF _Toc242791826 \h </w:instrText>
+              <w:instrText xml:space="preserve"> PAGEREF _Toc243055232 \h </w:instrText>
             </w:r>
             <w:r>
               <w:rPr>
@@ -1482,7 +1482,7 @@
               <w14:ligatures w14:val="standardContextual"/>
             </w:rPr>
           </w:pPr>
-          <w:hyperlink w:anchor="_Toc242791827" w:history="1">
+          <w:hyperlink w:anchor="_Toc243055233" w:history="1">
             <w:r>
               <w:rPr>
                 <w:rStyle w:val="Hipervnculo"/>
@@ -1506,7 +1506,7 @@
               <w:rPr>
                 <w:noProof/>
               </w:rPr>
-              <w:instrText xml:space="preserve"> PAGEREF _Toc242791827 \h </w:instrText>
+              <w:instrText xml:space="preserve"> PAGEREF _Toc243055233 \h </w:instrText>
             </w:r>
             <w:r>
               <w:rPr>
@@ -1549,7 +1549,7 @@
               <w14:ligatures w14:val="standardContextual"/>
             </w:rPr>
           </w:pPr>
-          <w:hyperlink w:anchor="_Toc242791828" w:history="1">
+          <w:hyperlink w:anchor="_Toc243055234" w:history="1">
             <w:r>
               <w:rPr>
                 <w:rStyle w:val="Hipervnculo"/>
@@ -1573,7 +1573,74 @@
               <w:rPr>
                 <w:noProof/>
               </w:rPr>
-              <w:instrText xml:space="preserve"> PAGEREF _Toc242791828 \h </w:instrText>
+              <w:instrText xml:space="preserve"> PAGEREF _Toc243055234 \h </w:instrText>
+            </w:r>
+            <w:r>
+              <w:rPr>
+                <w:noProof/>
+              </w:rPr>
+            </w:r>
+            <w:r>
+              <w:rPr>
+                <w:noProof/>
+              </w:rPr>
+              <w:fldChar w:fldCharType="separate"/>
+            </w:r>
+            <w:r>
+              <w:rPr>
+                <w:noProof/>
+              </w:rPr>
+              <w:t>6</w:t>
+            </w:r>
+            <w:r>
+              <w:rPr>
+                <w:noProof/>
+              </w:rPr>
+              <w:fldChar w:fldCharType="end"/>
+            </w:r>
+          </w:hyperlink>
+        </w:p>
+        <w:p>
+          <w:pPr>
+            <w:pStyle w:val="TDC2"/>
+            <w:tabs>
+              <w:tab w:val="right" w:leader="dot" w:pos="9628"/>
+            </w:tabs>
+            <w:rPr>
+              <w:rFonts w:asciiTheme="minorHAnsi" w:eastAsiaTheme="minorEastAsia" w:hAnsiTheme="minorHAnsi" w:cstheme="minorBidi"/>
+              <w:noProof/>
+              <w:color w:val="auto"/>
+              <w:kern w:val="2"/>
+              <w:sz w:val="24"/>
+              <w:szCs w:val="24"/>
+              <w14:ligatures w14:val="standardContextual"/>
+            </w:rPr>
+          </w:pPr>
+          <w:hyperlink w:anchor="_Toc243055235" w:history="1">
+            <w:r>
+              <w:rPr>
+                <w:rStyle w:val="Hipervnculo"/>
+                <w:noProof/>
+              </w:rPr>
+              <w:t>ADR-16. Catálogos del equipo con llave foránea</w:t>
+            </w:r>
+            <w:r>
+              <w:rPr>
+                <w:noProof/>
+              </w:rPr>
+              <w:tab/>
+            </w:r>
+            <w:r>
+              <w:rPr>
+                <w:noProof/>
+              </w:rPr>
+              <w:fldChar w:fldCharType="begin"/>
+            </w:r>
+            <w:r>
+              <w:rPr>
+                <w:noProof/>
+              </w:rPr>
+              <w:instrText xml:space="preserve"> PAGEREF _Toc243055235 \h </w:instrText>
             </w:r>
             <w:r>
               <w:rPr>
@@ -1617,7 +1684,7 @@
         <w:pStyle w:val="Ttulo1"/>
         <w:keepNext/>
       </w:pPr>
-      <w:bookmarkStart w:id="0" w:name="_Toc242791812"/>
+      <w:bookmarkStart w:id="0" w:name="_Toc243055218"/>
       <w:r>
         <w:t>1. Cómo leer este documento</w:t>
       </w:r>
@@ -1648,7 +1715,7 @@
         <w:pStyle w:val="Ttulo1"/>
         <w:keepNext/>
       </w:pPr>
-      <w:bookmarkStart w:id="1" w:name="_Toc242791813"/>
+      <w:bookmarkStart w:id="1" w:name="_Toc243055219"/>
       <w:r>
         <w:t>2. Decisiones</w:t>
       </w:r>
@@ -1659,7 +1726,7 @@
         <w:pStyle w:val="Ttulo2"/>
         <w:keepNext/>
       </w:pPr>
-      <w:bookmarkStart w:id="2" w:name="_Toc242791814"/>
+      <w:bookmarkStart w:id="2" w:name="_Toc243055220"/>
       <w:r>
         <w:t>ADR-01. Monolito modular en vez de microservicios</w:t>
       </w:r>
@@ -1777,7 +1844,7 @@
         <w:pStyle w:val="Ttulo2"/>
         <w:keepNext/>
       </w:pPr>
-      <w:bookmarkStart w:id="3" w:name="_Toc242791815"/>
+      <w:bookmarkStart w:id="3" w:name="_Toc243055221"/>
       <w:r>
         <w:t>ADR-02. Puertas entre módulos verificadas por ESLint</w:t>
       </w:r>
@@ -1940,7 +2007,7 @@
         <w:pStyle w:val="Ttulo2"/>
         <w:keepNext/>
       </w:pPr>
-      <w:bookmarkStart w:id="4" w:name="_Toc242791816"/>
+      <w:bookmarkStart w:id="4" w:name="_Toc243055222"/>
       <w:r>
         <w:t>ADR-03. Cada tabla tiene un solo módulo dueño</w:t>
       </w:r>
@@ -2070,7 +2137,7 @@
         <w:pStyle w:val="Ttulo2"/>
         <w:keepNext/>
       </w:pPr>
-      <w:bookmarkStart w:id="5" w:name="_Toc242791817"/>
+      <w:bookmarkStart w:id="5" w:name="_Toc243055223"/>
       <w:r>
         <w:t>ADR-04. Un solo camino para cambiar el estado de un equipo</w:t>
       </w:r>
@@ -2200,7 +2267,7 @@
         <w:pStyle w:val="Ttulo2"/>
         <w:keepNext/>
       </w:pPr>
-      <w:bookmarkStart w:id="6" w:name="_Toc242791818"/>
+      <w:bookmarkStart w:id="6" w:name="_Toc243055224"/>
       <w:r>
         <w:t>ADR-05. Las rutas solo orquestan; la lógica vive en los servicios</w:t>
       </w:r>
@@ -2354,7 +2421,7 @@
         <w:pStyle w:val="Ttulo2"/>
         <w:keepNext/>
       </w:pPr>
-      <w:bookmarkStart w:id="7" w:name="_Toc242791819"/>
+      <w:bookmarkStart w:id="7" w:name="_Toc243055225"/>
       <w:r>
         <w:t>ADR-06. Matriz de permisos única</w:t>
       </w:r>
@@ -2496,7 +2563,7 @@
         <w:pStyle w:val="Ttulo2"/>
         <w:keepNext/>
       </w:pPr>
-      <w:bookmarkStart w:id="8" w:name="_Toc242791820"/>
+      <w:bookmarkStart w:id="8" w:name="_Toc243055226"/>
       <w:r>
         <w:t>ADR-07. Dos roles: administrador y técnico</w:t>
       </w:r>
@@ -2614,7 +2681,7 @@
         <w:pStyle w:val="Ttulo2"/>
         <w:keepNext/>
       </w:pPr>
-      <w:bookmarkStart w:id="9" w:name="_Toc242791821"/>
+      <w:bookmarkStart w:id="9" w:name="_Toc243055227"/>
       <w:r>
         <w:t>ADR-08. La sede es un dato, no un candado</w:t>
       </w:r>
@@ -2708,7 +2775,7 @@
         <w:pStyle w:val="Ttulo2"/>
         <w:keepNext/>
       </w:pPr>
-      <w:bookmarkStart w:id="10" w:name="_Toc242791822"/>
+      <w:bookmarkStart w:id="10" w:name="_Toc243055228"/>
       <w:r>
         <w:t>ADR-09. Migraciones versionadas como única vía de cambio del schema</w:t>
       </w:r>
@@ -2874,7 +2941,7 @@
         <w:pStyle w:val="Ttulo2"/>
         <w:keepNext/>
       </w:pPr>
-      <w:bookmarkStart w:id="11" w:name="_Toc242791823"/>
+      <w:bookmarkStart w:id="11" w:name="_Toc243055229"/>
       <w:r>
         <w:t>ADR-10. SPEC primero (Spec Driven Design)</w:t>
       </w:r>
@@ -2968,7 +3035,7 @@
         <w:pStyle w:val="Ttulo2"/>
         <w:keepNext/>
       </w:pPr>
-      <w:bookmarkStart w:id="12" w:name="_Toc242791824"/>
+      <w:bookmarkStart w:id="12" w:name="_Toc243055230"/>
       <w:r>
         <w:t>ADR-11. Sesiones JWT revalidadas en cada petición</w:t>
       </w:r>
@@ -3062,7 +3129,7 @@
         <w:pStyle w:val="Ttulo2"/>
         <w:keepNext/>
       </w:pPr>
-      <w:bookmarkStart w:id="13" w:name="_Toc242791825"/>
+      <w:bookmarkStart w:id="13" w:name="_Toc243055231"/>
       <w:r>
         <w:t>ADR-12. Bajas definitivas y borrado restringido</w:t>
       </w:r>
@@ -3168,7 +3235,7 @@
         <w:pStyle w:val="Ttulo2"/>
         <w:keepNext/>
       </w:pPr>
-      <w:bookmarkStart w:id="14" w:name="_Toc242791826"/>
+      <w:bookmarkStart w:id="14" w:name="_Toc243055232"/>
       <w:r>
         <w:t>ADR-13. PDF generados en el servidor con react-pdf</w:t>
       </w:r>
@@ -3310,7 +3377,7 @@
         <w:pStyle w:val="Ttulo2"/>
         <w:keepNext/>
       </w:pPr>
-      <w:bookmarkStart w:id="15" w:name="_Toc242791827"/>
+      <w:bookmarkStart w:id="15" w:name="_Toc243055233"/>
       <w:r>
         <w:t>ADR-14. Errores sin datos internos para el usuario</w:t>
       </w:r>
@@ -3428,7 +3495,7 @@
         <w:pStyle w:val="Ttulo2"/>
         <w:keepNext/>
       </w:pPr>
-      <w:bookmarkStart w:id="16" w:name="_Toc242791828"/>
+      <w:bookmarkStart w:id="16" w:name="_Toc243055234"/>
       <w:r>
         <w:t>ADR-15. Tema claro y oscuro con tokens de diseño</w:t>
       </w:r>
@@ -3584,6 +3651,172 @@
           <w:szCs w:val="16"/>
         </w:rPr>
         <w:t>docs/DESIGN_SYSTEM.md</w:t>
+      </w:r>
+    </w:p>
+    <w:p>
+      <w:pPr>
+        <w:pStyle w:val="Ttulo2"/>
+        <w:keepNext/>
+      </w:pPr>
+      <w:bookmarkStart w:id="17" w:name="_Toc243055235"/>
+      <w:r>
+        <w:t>ADR-16. Catálogos del equipo con llave foránea</w:t>
+      </w:r>
+      <w:bookmarkEnd w:id="17"/>
+    </w:p>
+    <w:p>
+      <w:pPr>
+        <w:spacing w:after="120" w:line="276" w:lineRule="auto"/>
+      </w:pPr>
+      <w:r>
+        <w:rPr>
+          <w:b/>
+          <w:bCs/>
+        </w:rPr>
+        <w:t>Contexto.</w:t>
+      </w:r>
+      <w:r>
+        <w:t xml:space="preserve"> El equipo guardaba su marca, sistema operativo, antivirus y licencia como texto copiado del catálogo: renombrar una opción obligaba a corregir cada equipo, y nada impedía guardar un nombre que no existía.</w:t>
+      </w:r>
+    </w:p>
+    <w:p>
+      <w:pPr>
+        <w:spacing w:after="120" w:line="276" w:lineRule="auto"/>
+      </w:pPr>
+      <w:r>
+        <w:rPr>
+          <w:b/>
+          <w:bCs/>
+        </w:rPr>
+        <w:t>Decisión.</w:t>
+      </w:r>
+      <w:r>
+        <w:t xml:space="preserve"> Cada uno es una llave foránea a su catálogo (</w:t>
+      </w:r>
+      <w:r>
+        <w:rPr>
+          <w:rFonts w:ascii="Consolas" w:eastAsia="Consolas" w:hAnsi="Consolas" w:cs="Consolas"/>
+          <w:color w:val="374151"/>
+          <w:sz w:val="19"/>
+          <w:szCs w:val="19"/>
+        </w:rPr>
+        <w:t>marcaId</w:t>
+      </w:r>
+      <w:r>
+        <w:t xml:space="preserve">, </w:t>
+      </w:r>
+      <w:r>
+        <w:rPr>
+          <w:rFonts w:ascii="Consolas" w:eastAsia="Consolas" w:hAnsi="Consolas" w:cs="Consolas"/>
+          <w:color w:val="374151"/>
+          <w:sz w:val="19"/>
+          <w:szCs w:val="19"/>
+        </w:rPr>
+        <w:t>sistemaOperativoId</w:t>
+      </w:r>
+      <w:r>
+        <w:t xml:space="preserve">, </w:t>
+      </w:r>
+      <w:r>
+        <w:rPr>
+          <w:rFonts w:ascii="Consolas" w:eastAsia="Consolas" w:hAnsi="Consolas" w:cs="Consolas"/>
+          <w:color w:val="374151"/>
+          <w:sz w:val="19"/>
+          <w:szCs w:val="19"/>
+        </w:rPr>
+        <w:t>antivirusId</w:t>
+      </w:r>
+      <w:r>
+        <w:t xml:space="preserve">, </w:t>
+      </w:r>
+      <w:r>
+        <w:rPr>
+          <w:rFonts w:ascii="Consolas" w:eastAsia="Consolas" w:hAnsi="Consolas" w:cs="Consolas"/>
+          <w:color w:val="374151"/>
+          <w:sz w:val="19"/>
+          <w:szCs w:val="19"/>
+        </w:rPr>
+        <w:t>licenciaMicrosoft365Id</w:t>
+      </w:r>
+      <w:r>
+        <w:t>). La API sigue recibiendo el nombre y un solo paso lo traduce a la llave (</w:t>
+      </w:r>
+      <w:r>
+        <w:rPr>
+          <w:rFonts w:ascii="Consolas" w:eastAsia="Consolas" w:hAnsi="Consolas" w:cs="Consolas"/>
+          <w:color w:val="374151"/>
+          <w:sz w:val="19"/>
+          <w:szCs w:val="19"/>
+        </w:rPr>
+        <w:t>idsDeCatalogos</w:t>
+      </w:r>
+      <w:r>
+        <w:t>); una sola lista describe estos campos (</w:t>
+      </w:r>
+      <w:r>
+        <w:rPr>
+          <w:rFonts w:ascii="Consolas" w:eastAsia="Consolas" w:hAnsi="Consolas" w:cs="Consolas"/>
+          <w:color w:val="374151"/>
+          <w:sz w:val="19"/>
+          <w:szCs w:val="19"/>
+        </w:rPr>
+        <w:t>camposCatalogo.ts</w:t>
+      </w:r>
+      <w:r>
+        <w:t>). La migración no pierde datos: agrega al catálogo lo que falta y se detiene si algo no calza.</w:t>
+      </w:r>
+    </w:p>
+    <w:p>
+      <w:pPr>
+        <w:spacing w:after="120" w:line="276" w:lineRule="auto"/>
+      </w:pPr>
+      <w:r>
+        <w:rPr>
+          <w:b/>
+          <w:bCs/>
+        </w:rPr>
+        <w:t>Alternativas descartadas.</w:t>
+      </w:r>
+      <w:r>
+        <w:t xml:space="preserve"> Mantener el texto y validarlo contra el catálogo; o cambiar la API para recibir ids.</w:t>
+      </w:r>
+    </w:p>
+    <w:p>
+      <w:pPr>
+        <w:spacing w:after="120" w:line="276" w:lineRule="auto"/>
+      </w:pPr>
+      <w:r>
+        <w:rPr>
+          <w:b/>
+          <w:bCs/>
+        </w:rPr>
+        <w:t>Consecuencias.</w:t>
+      </w:r>
+      <w:r>
+        <w:t xml:space="preserve"> Integridad garantizada por la base, renombrar es inmediato y una opción en uso no se puede borrar. Las lecturas deben pedir el nombre por la relación.</w:t>
+      </w:r>
+    </w:p>
+    <w:p>
+      <w:pPr>
+        <w:spacing w:after="120" w:line="276" w:lineRule="auto"/>
+      </w:pPr>
+      <w:r>
+        <w:rPr>
+          <w:b/>
+          <w:bCs/>
+          <w:color w:val="6B7280"/>
+          <w:sz w:val="18"/>
+          <w:szCs w:val="18"/>
+        </w:rPr>
+        <w:t>Referencia.</w:t>
+      </w:r>
+      <w:r>
+        <w:rPr>
+          <w:color w:val="6B7280"/>
+          <w:sz w:val="18"/>
+          <w:szCs w:val="18"/>
+        </w:rPr>
+        <w:t xml:space="preserve"> SPEC 2.168</w:t>
       </w:r>
     </w:p>
     <w:sectPr>
@@ -3775,209 +4008,209 @@
 <file path=word/numbering.xml><?xml version="1.0" encoding="utf-8"?>
 <w:numbering xmlns:wpc="http://schemas.microsoft.com/office/word/2010/wordprocessingCanvas" xmlns:cx="http://schemas.microsoft.com/office/drawing/2014/chartex" xmlns:cx1="http://schemas.microsoft.com/office/drawing/2015/9/8/chartex" xmlns:cx2="http://schemas.microsoft.com/office/drawing/2015/10/21/chartex" xmlns:cx3="http://schemas.microsoft.com/office/drawing/2016/5/9/chartex" xmlns:cx4="http://schemas.microsoft.com/office/drawing/2016/5/10/chartex" xmlns:cx5="http://schemas.microsoft.com/office/drawing/2016/5/11/chartex" xmlns:cx6="http://schemas.microsoft.com/office/drawing/2016/5/12/chartex" xmlns:cx7="http://schemas.microsoft.com/office/drawing/2016/5/13/chartex" xmlns:cx8="http://schemas.microsoft.com/office/drawing/2016/5/14/chartex" xmlns:mc="http://schemas.openxmlformats.org/markup-compatibility/2006" xmlns:aink="http://schemas.microsoft.com/office/drawing/2016/ink" xmlns:am3d="http://schemas.microsoft.com/office/drawing/2017/model3d" xmlns:o="urn:schemas-microsoft-com:office:office" xmlns:oel="http://schemas.microsoft.com/office/2019/extlst" xmlns:r="http://schemas.openxmlformats.org/officeDocument/2006/relationships" xmlns:m="http://schemas.openxmlformats.org/officeDocument/2006/math" xmlns:v="urn:schemas-microsoft-com:vml" xmlns:wp14="http://schemas.microsoft.com/office/word/2010/wordprocessingDrawing" xmlns:wp="http://schemas.openxmlformats.org/drawingml/2006/wordprocessingDrawing" xmlns:w10="urn:schemas-microsoft-com:office:word" xmlns:w="http://schemas.openxmlformats.org/wordprocessingml/2006/main" xmlns:w14="http://schemas.microsoft.com/office/word/2010/wordml" xmlns:w15="http://schemas.microsoft.com/office/word/2012/wordml" xmlns:w16cex="http://schemas.microsoft.com/office/word/2018/wordml/cex" xmlns:w16cid="http://schemas.microsoft.com/office/word/2016/wordml/cid" xmlns:w16="http://schemas.microsoft.com/office/word/2018/wordml" xmlns:w16du="http://schemas.microsoft.com/office/word/2023/wordml/word16du" xmlns:w16sdtdh="http://schemas.microsoft.com/office/word/2020/wordml/sdtdatahash" xmlns:w16sdtfl="http://schemas.microsoft.com/office/word/2024/wordml/sdtformatlock" xmlns:w16se="http://schemas.microsoft.com/office/word/2015/wordml/symex" xmlns:wpg="http://schemas.microsoft.com/office/word/2010/wordprocessingGroup" xmlns:wpi="http://schemas.microsoft.com/office/word/2010/wordprocessingInk" xmlns:wne="http://schemas.microsoft.com/office/word/2006/wordml" xmlns:wps="http://schemas.microsoft.com/office/word/2010/wordprocessingShape" mc:Ignorable="w14 w15 w16se w16cid w16 w16cex w16sdtdh w16sdtfl w16du wp14">
   <w:abstractNum w:abstractNumId="0" w15:restartNumberingAfterBreak="0">
-    <w:nsid w:val="261653C5"/>
+    <w:nsid w:val="15D4278F"/>
     <w:multiLevelType w:val="hybridMultilevel"/>
-    <w:tmpl w:val="EEACE878"/>
-    <w:lvl w:ilvl="0" w:tplc="F2AEC116" w:tentative="1">
+    <w:tmpl w:val="8362F010"/>
+    <w:lvl w:ilvl="0" w:tplc="413891C0" w:tentative="1">
       <w:start w:val="1"/>
-      <w:numFmt w:val="bullet"/>
-      <w:lvlText w:val="•"/>
+      <w:numFmt w:val="decimal"/>
+      <w:lvlText w:val="%1."/>
       <w:lvlJc w:val="left"/>
       <w:pPr>
-        <w:ind w:left="400" w:hanging="260"/>
+        <w:ind w:left="420" w:hanging="300"/>
       </w:pPr>
     </w:lvl>
-    <w:lvl w:ilvl="1" w:tplc="1E78468C" w:tentative="1">
-      <w:start w:val="1"/>
-      <w:numFmt w:val="bullet"/>
-      <w:lvlText w:val="–"/>
-      <w:lvlJc w:val="left"/>
-      <w:pPr>
-        <w:ind w:left="760" w:hanging="260"/>
-      </w:pPr>
-    </w:lvl>
-    <w:lvl w:ilvl="2" w:tplc="E6644D5C" w:tentative="1">
-      <w:start w:val="1"/>
-      <w:numFmt w:val="bullet"/>
-      <w:lvlText w:val="·"/>
-      <w:lvlJc w:val="left"/>
-      <w:pPr>
-        <w:ind w:left="1120" w:hanging="260"/>
-      </w:pPr>
-    </w:lvl>
-    <w:lvl w:ilvl="3" w:tplc="188AEBDE">
+    <w:lvl w:ilvl="1" w:tplc="D9B0F016">
       <w:numFmt w:val="decimal"/>
       <w:lvlText w:val=""/>
       <w:lvlJc w:val="left"/>
     </w:lvl>
-    <w:lvl w:ilvl="4" w:tplc="353EF05E">
+    <w:lvl w:ilvl="2" w:tplc="02806020">
       <w:numFmt w:val="decimal"/>
       <w:lvlText w:val=""/>
       <w:lvlJc w:val="left"/>
     </w:lvl>
-    <w:lvl w:ilvl="5" w:tplc="FD28AA40">
+    <w:lvl w:ilvl="3" w:tplc="03E4AB72">
       <w:numFmt w:val="decimal"/>
       <w:lvlText w:val=""/>
       <w:lvlJc w:val="left"/>
     </w:lvl>
-    <w:lvl w:ilvl="6" w:tplc="D4880464">
+    <w:lvl w:ilvl="4" w:tplc="BE9E4EC8">
       <w:numFmt w:val="decimal"/>
       <w:lvlText w:val=""/>
       <w:lvlJc w:val="left"/>
     </w:lvl>
-    <w:lvl w:ilvl="7" w:tplc="D1C2BDD2">
+    <w:lvl w:ilvl="5" w:tplc="E6563660">
       <w:numFmt w:val="decimal"/>
       <w:lvlText w:val=""/>
       <w:lvlJc w:val="left"/>
     </w:lvl>
-    <w:lvl w:ilvl="8" w:tplc="9E940A9C">
+    <w:lvl w:ilvl="6" w:tplc="642441A4">
+      <w:numFmt w:val="decimal"/>
+      <w:lvlText w:val=""/>
+      <w:lvlJc w:val="left"/>
+    </w:lvl>
+    <w:lvl w:ilvl="7" w:tplc="7C125E34">
+      <w:numFmt w:val="decimal"/>
+      <w:lvlText w:val=""/>
+      <w:lvlJc w:val="left"/>
+    </w:lvl>
+    <w:lvl w:ilvl="8" w:tplc="5DB08DBC">
       <w:numFmt w:val="decimal"/>
       <w:lvlText w:val=""/>
       <w:lvlJc w:val="left"/>
     </w:lvl>
   </w:abstractNum>
   <w:abstractNum w:abstractNumId="1" w15:restartNumberingAfterBreak="0">
-    <w:nsid w:val="5E6F1381"/>
+    <w:nsid w:val="597C27FE"/>
     <w:multiLevelType w:val="hybridMultilevel"/>
-    <w:tmpl w:val="F5AC8B5E"/>
-    <w:lvl w:ilvl="0" w:tplc="250A685E" w:tentative="1">
+    <w:tmpl w:val="E4D8C15E"/>
+    <w:lvl w:ilvl="0" w:tplc="A52896F8" w:tentative="1">
       <w:start w:val="1"/>
-      <w:numFmt w:val="decimal"/>
-      <w:lvlText w:val="%1."/>
+      <w:numFmt w:val="bullet"/>
+      <w:lvlText w:val="●"/>
       <w:lvlJc w:val="left"/>
       <w:pPr>
-        <w:ind w:left="420" w:hanging="300"/>
+        <w:ind w:left="720" w:hanging="360"/>
       </w:pPr>
     </w:lvl>
-    <w:lvl w:ilvl="1" w:tplc="4F7EE34E">
+    <w:lvl w:ilvl="1" w:tplc="34FAA5C0" w:tentative="1">
+      <w:start w:val="1"/>
+      <w:numFmt w:val="bullet"/>
+      <w:lvlText w:val="○"/>
+      <w:lvlJc w:val="left"/>
+      <w:pPr>
+        <w:ind w:left="1440" w:hanging="360"/>
+      </w:pPr>
+    </w:lvl>
+    <w:lvl w:ilvl="2" w:tplc="62DC07AC" w:tentative="1">
+      <w:start w:val="1"/>
+      <w:numFmt w:val="bullet"/>
+      <w:lvlText w:val="■"/>
+      <w:lvlJc w:val="left"/>
+      <w:pPr>
+        <w:ind w:left="2160" w:hanging="360"/>
+      </w:pPr>
+    </w:lvl>
+    <w:lvl w:ilvl="3" w:tplc="AF9C8246" w:tentative="1">
+      <w:start w:val="1"/>
+      <w:numFmt w:val="bullet"/>
+      <w:lvlText w:val="●"/>
+      <w:lvlJc w:val="left"/>
+      <w:pPr>
+        <w:ind w:left="2880" w:hanging="360"/>
+      </w:pPr>
+    </w:lvl>
+    <w:lvl w:ilvl="4" w:tplc="1B68B81A" w:tentative="1">
+      <w:start w:val="1"/>
+      <w:numFmt w:val="bullet"/>
+      <w:lvlText w:val="○"/>
+      <w:lvlJc w:val="left"/>
+      <w:pPr>
+        <w:ind w:left="3600" w:hanging="360"/>
+      </w:pPr>
+    </w:lvl>
+    <w:lvl w:ilvl="5" w:tplc="3970D5C8" w:tentative="1">
+      <w:start w:val="1"/>
+      <w:numFmt w:val="bullet"/>
+      <w:lvlText w:val="■"/>
+      <w:lvlJc w:val="left"/>
+      <w:pPr>
+        <w:ind w:left="4320" w:hanging="360"/>
+      </w:pPr>
+    </w:lvl>
+    <w:lvl w:ilvl="6" w:tplc="D08078FE" w:tentative="1">
+      <w:start w:val="1"/>
+      <w:numFmt w:val="bullet"/>
+      <w:lvlText w:val="●"/>
+      <w:lvlJc w:val="left"/>
+      <w:pPr>
+        <w:ind w:left="5040" w:hanging="360"/>
+      </w:pPr>
+    </w:lvl>
+    <w:lvl w:ilvl="7" w:tplc="1CA66868" w:tentative="1">
+      <w:start w:val="1"/>
+      <w:numFmt w:val="bullet"/>
+      <w:lvlText w:val="●"/>
+      <w:lvlJc w:val="left"/>
+      <w:pPr>
+        <w:ind w:left="5760" w:hanging="360"/>
+      </w:pPr>
+    </w:lvl>
+    <w:lvl w:ilvl="8" w:tplc="B844A2C6" w:tentative="1">
+      <w:start w:val="1"/>
+      <w:numFmt w:val="bullet"/>
+      <w:lvlText w:val="●"/>
+      <w:lvlJc w:val="left"/>
+      <w:pPr>
+        <w:ind w:left="6480" w:hanging="360"/>
+      </w:pPr>
+    </w:lvl>
+  </w:abstractNum>
+  <w:abstractNum w:abstractNumId="2" w15:restartNumberingAfterBreak="0">
+    <w:nsid w:val="799B7016"/>
+    <w:multiLevelType w:val="hybridMultilevel"/>
+    <w:tmpl w:val="91AAA686"/>
+    <w:lvl w:ilvl="0" w:tplc="F2820960" w:tentative="1">
+      <w:start w:val="1"/>
+      <w:numFmt w:val="bullet"/>
+      <w:lvlText w:val="•"/>
+      <w:lvlJc w:val="left"/>
+      <w:pPr>
+        <w:ind w:left="400" w:hanging="260"/>
+      </w:pPr>
+    </w:lvl>
+    <w:lvl w:ilvl="1" w:tplc="2752D864" w:tentative="1">
+      <w:start w:val="1"/>
+      <w:numFmt w:val="bullet"/>
+      <w:lvlText w:val="–"/>
+      <w:lvlJc w:val="left"/>
+      <w:pPr>
+        <w:ind w:left="760" w:hanging="260"/>
+      </w:pPr>
+    </w:lvl>
+    <w:lvl w:ilvl="2" w:tplc="194CFF08" w:tentative="1">
+      <w:start w:val="1"/>
+      <w:numFmt w:val="bullet"/>
+      <w:lvlText w:val="·"/>
+      <w:lvlJc w:val="left"/>
+      <w:pPr>
+        <w:ind w:left="1120" w:hanging="260"/>
+      </w:pPr>
+    </w:lvl>
+    <w:lvl w:ilvl="3" w:tplc="7BC23BF0">
       <w:numFmt w:val="decimal"/>
       <w:lvlText w:val=""/>
       <w:lvlJc w:val="left"/>
     </w:lvl>
-    <w:lvl w:ilvl="2" w:tplc="B11C2212">
+    <w:lvl w:ilvl="4" w:tplc="DAA8F516">
       <w:numFmt w:val="decimal"/>
       <w:lvlText w:val=""/>
       <w:lvlJc w:val="left"/>
     </w:lvl>
-    <w:lvl w:ilvl="3" w:tplc="7CA06A12">
+    <w:lvl w:ilvl="5" w:tplc="CCA20EA8">
       <w:numFmt w:val="decimal"/>
       <w:lvlText w:val=""/>
       <w:lvlJc w:val="left"/>
     </w:lvl>
-    <w:lvl w:ilvl="4" w:tplc="D3AE5898">
+    <w:lvl w:ilvl="6" w:tplc="BFD0322A">
       <w:numFmt w:val="decimal"/>
       <w:lvlText w:val=""/>
       <w:lvlJc w:val="left"/>
     </w:lvl>
-    <w:lvl w:ilvl="5" w:tplc="4C62D3B2">
+    <w:lvl w:ilvl="7" w:tplc="F3D8496A">
       <w:numFmt w:val="decimal"/>
       <w:lvlText w:val=""/>
       <w:lvlJc w:val="left"/>
     </w:lvl>
-    <w:lvl w:ilvl="6" w:tplc="CEECDBDA">
-      <w:numFmt w:val="decimal"/>
-      <w:lvlText w:val=""/>
-      <w:lvlJc w:val="left"/>
-    </w:lvl>
-    <w:lvl w:ilvl="7" w:tplc="B64AD384">
-      <w:numFmt w:val="decimal"/>
-      <w:lvlText w:val=""/>
-      <w:lvlJc w:val="left"/>
-    </w:lvl>
-    <w:lvl w:ilvl="8" w:tplc="00B80136">
+    <w:lvl w:ilvl="8" w:tplc="E8F6B584">
       <w:numFmt w:val="decimal"/>
       <w:lvlText w:val=""/>
       <w:lvlJc w:val="left"/>
     </w:lvl>
   </w:abstractNum>
-  <w:abstractNum w:abstractNumId="2" w15:restartNumberingAfterBreak="0">
-    <w:nsid w:val="647B00EA"/>
-    <w:multiLevelType w:val="hybridMultilevel"/>
-    <w:tmpl w:val="80827F38"/>
-    <w:lvl w:ilvl="0" w:tplc="1AA47632" w:tentative="1">
-      <w:start w:val="1"/>
-      <w:numFmt w:val="bullet"/>
-      <w:lvlText w:val="●"/>
-      <w:lvlJc w:val="left"/>
-      <w:pPr>
-        <w:ind w:left="720" w:hanging="360"/>
-      </w:pPr>
-    </w:lvl>
-    <w:lvl w:ilvl="1" w:tplc="F3F21DE2" w:tentative="1">
-      <w:start w:val="1"/>
-      <w:numFmt w:val="bullet"/>
-      <w:lvlText w:val="○"/>
-      <w:lvlJc w:val="left"/>
-      <w:pPr>
-        <w:ind w:left="1440" w:hanging="360"/>
-      </w:pPr>
-    </w:lvl>
-    <w:lvl w:ilvl="2" w:tplc="C5CEF5FA" w:tentative="1">
-      <w:start w:val="1"/>
-      <w:numFmt w:val="bullet"/>
-      <w:lvlText w:val="■"/>
-      <w:lvlJc w:val="left"/>
-      <w:pPr>
-        <w:ind w:left="2160" w:hanging="360"/>
-      </w:pPr>
-    </w:lvl>
-    <w:lvl w:ilvl="3" w:tplc="25F45B76" w:tentative="1">
-      <w:start w:val="1"/>
-      <w:numFmt w:val="bullet"/>
-      <w:lvlText w:val="●"/>
-      <w:lvlJc w:val="left"/>
-      <w:pPr>
-        <w:ind w:left="2880" w:hanging="360"/>
-      </w:pPr>
-    </w:lvl>
-    <w:lvl w:ilvl="4" w:tplc="49B4D5C0" w:tentative="1">
-      <w:start w:val="1"/>
-      <w:numFmt w:val="bullet"/>
-      <w:lvlText w:val="○"/>
-      <w:lvlJc w:val="left"/>
-      <w:pPr>
-        <w:ind w:left="3600" w:hanging="360"/>
-      </w:pPr>
-    </w:lvl>
-    <w:lvl w:ilvl="5" w:tplc="C98EEAAA" w:tentative="1">
-      <w:start w:val="1"/>
-      <w:numFmt w:val="bullet"/>
-      <w:lvlText w:val="■"/>
-      <w:lvlJc w:val="left"/>
-      <w:pPr>
-        <w:ind w:left="4320" w:hanging="360"/>
-      </w:pPr>
-    </w:lvl>
-    <w:lvl w:ilvl="6" w:tplc="0A141916" w:tentative="1">
-      <w:start w:val="1"/>
-      <w:numFmt w:val="bullet"/>
-      <w:lvlText w:val="●"/>
-      <w:lvlJc w:val="left"/>
-      <w:pPr>
-        <w:ind w:left="5040" w:hanging="360"/>
-      </w:pPr>
-    </w:lvl>
-    <w:lvl w:ilvl="7" w:tplc="AFB65AE4" w:tentative="1">
-      <w:start w:val="1"/>
-      <w:numFmt w:val="bullet"/>
-      <w:lvlText w:val="●"/>
-      <w:lvlJc w:val="left"/>
-      <w:pPr>
-        <w:ind w:left="5760" w:hanging="360"/>
-      </w:pPr>
-    </w:lvl>
-    <w:lvl w:ilvl="8" w:tplc="59D6D874" w:tentative="1">
-      <w:start w:val="1"/>
-      <w:numFmt w:val="bullet"/>
-      <w:lvlText w:val="●"/>
-      <w:lvlJc w:val="left"/>
-      <w:pPr>
-        <w:ind w:left="6480" w:hanging="360"/>
-      </w:pPr>
-    </w:lvl>
-  </w:abstractNum>
-  <w:num w:numId="1" w16cid:durableId="956184496">
-    <w:abstractNumId w:val="2"/>
+  <w:num w:numId="1" w16cid:durableId="230625307">
+    <w:abstractNumId w:val="1"/>
     <w:lvlOverride w:ilvl="0">
       <w:startOverride w:val="1"/>
     </w:lvlOverride>
@@ -4618,7 +4851,7 @@
     <w:autoRedefine/>
     <w:uiPriority w:val="39"/>
     <w:unhideWhenUsed/>
-    <w:rsid w:val="00B56154"/>
+    <w:rsid w:val="000F579D"/>
     <w:pPr>
       <w:spacing w:after="100"/>
     </w:pPr>
@@ -4630,7 +4863,7 @@
     <w:autoRedefine/>
     <w:uiPriority w:val="39"/>
     <w:unhideWhenUsed/>
-    <w:rsid w:val="00B56154"/>
+    <w:rsid w:val="000F579D"/>
     <w:pPr>
       <w:spacing w:after="100"/>
       <w:ind w:left="210"/>

--- a/documentacion/Decisiones_de_arquitectura.docx
+++ b/documentacion/Decisiones_de_arquitectura.docx
@@ -448,7 +448,7 @@
     <w:sdt>
       <w:sdtPr>
         <w:alias w:val="Contenido"/>
-        <w:id w:val="-857424528"/>
+        <w:id w:val="1028073785"/>
       </w:sdtPr>
       <w:sdtEndPr/>
       <w:sdtContent>
@@ -477,7 +477,7 @@
           <w:r>
             <w:fldChar w:fldCharType="separate"/>
           </w:r>
-          <w:hyperlink w:anchor="_Toc243055218" w:history="1">
+          <w:hyperlink w:anchor="_Toc243304243" w:history="1">
             <w:r>
               <w:rPr>
                 <w:rStyle w:val="Hipervnculo"/>
@@ -501,7 +501,7 @@
               <w:rPr>
                 <w:noProof/>
               </w:rPr>
-              <w:instrText xml:space="preserve"> PAGEREF _Toc243055218 \h </w:instrText>
+              <w:instrText xml:space="preserve"> PAGEREF _Toc243304243 \h </w:instrText>
             </w:r>
             <w:r>
               <w:rPr>
@@ -544,7 +544,7 @@
               <w14:ligatures w14:val="standardContextual"/>
             </w:rPr>
           </w:pPr>
-          <w:hyperlink w:anchor="_Toc243055219" w:history="1">
+          <w:hyperlink w:anchor="_Toc243304244" w:history="1">
             <w:r>
               <w:rPr>
                 <w:rStyle w:val="Hipervnculo"/>
@@ -568,7 +568,7 @@
               <w:rPr>
                 <w:noProof/>
               </w:rPr>
-              <w:instrText xml:space="preserve"> PAGEREF _Toc243055219 \h </w:instrText>
+              <w:instrText xml:space="preserve"> PAGEREF _Toc243304244 \h </w:instrText>
             </w:r>
             <w:r>
               <w:rPr>
@@ -611,7 +611,7 @@
               <w14:ligatures w14:val="standardContextual"/>
             </w:rPr>
           </w:pPr>
-          <w:hyperlink w:anchor="_Toc243055220" w:history="1">
+          <w:hyperlink w:anchor="_Toc243304245" w:history="1">
             <w:r>
               <w:rPr>
                 <w:rStyle w:val="Hipervnculo"/>
@@ -635,7 +635,7 @@
               <w:rPr>
                 <w:noProof/>
               </w:rPr>
-              <w:instrText xml:space="preserve"> PAGEREF _Toc243055220 \h </w:instrText>
+              <w:instrText xml:space="preserve"> PAGEREF _Toc243304245 \h </w:instrText>
             </w:r>
             <w:r>
               <w:rPr>
@@ -678,7 +678,7 @@
               <w14:ligatures w14:val="standardContextual"/>
             </w:rPr>
           </w:pPr>
-          <w:hyperlink w:anchor="_Toc243055221" w:history="1">
+          <w:hyperlink w:anchor="_Toc243304246" w:history="1">
             <w:r>
               <w:rPr>
                 <w:rStyle w:val="Hipervnculo"/>
@@ -702,7 +702,7 @@
               <w:rPr>
                 <w:noProof/>
               </w:rPr>
-              <w:instrText xml:space="preserve"> PAGEREF _Toc243055221 \h </w:instrText>
+              <w:instrText xml:space="preserve"> PAGEREF _Toc243304246 \h </w:instrText>
             </w:r>
             <w:r>
               <w:rPr>
@@ -745,7 +745,7 @@
               <w14:ligatures w14:val="standardContextual"/>
             </w:rPr>
           </w:pPr>
-          <w:hyperlink w:anchor="_Toc243055222" w:history="1">
+          <w:hyperlink w:anchor="_Toc243304247" w:history="1">
             <w:r>
               <w:rPr>
                 <w:rStyle w:val="Hipervnculo"/>
@@ -769,7 +769,7 @@
               <w:rPr>
                 <w:noProof/>
               </w:rPr>
-              <w:instrText xml:space="preserve"> PAGEREF _Toc243055222 \h </w:instrText>
+              <w:instrText xml:space="preserve"> PAGEREF _Toc243304247 \h </w:instrText>
             </w:r>
             <w:r>
               <w:rPr>
@@ -812,7 +812,7 @@
               <w14:ligatures w14:val="standardContextual"/>
             </w:rPr>
           </w:pPr>
-          <w:hyperlink w:anchor="_Toc243055223" w:history="1">
+          <w:hyperlink w:anchor="_Toc243304248" w:history="1">
             <w:r>
               <w:rPr>
                 <w:rStyle w:val="Hipervnculo"/>
@@ -836,7 +836,7 @@
               <w:rPr>
                 <w:noProof/>
               </w:rPr>
-              <w:instrText xml:space="preserve"> PAGEREF _Toc243055223 \h </w:instrText>
+              <w:instrText xml:space="preserve"> PAGEREF _Toc243304248 \h </w:instrText>
             </w:r>
             <w:r>
               <w:rPr>
@@ -879,7 +879,7 @@
               <w14:ligatures w14:val="standardContextual"/>
             </w:rPr>
           </w:pPr>
-          <w:hyperlink w:anchor="_Toc243055224" w:history="1">
+          <w:hyperlink w:anchor="_Toc243304249" w:history="1">
             <w:r>
               <w:rPr>
                 <w:rStyle w:val="Hipervnculo"/>
@@ -903,7 +903,7 @@
               <w:rPr>
                 <w:noProof/>
               </w:rPr>
-              <w:instrText xml:space="preserve"> PAGEREF _Toc243055224 \h </w:instrText>
+              <w:instrText xml:space="preserve"> PAGEREF _Toc243304249 \h </w:instrText>
             </w:r>
             <w:r>
               <w:rPr>
@@ -946,7 +946,7 @@
               <w14:ligatures w14:val="standardContextual"/>
             </w:rPr>
           </w:pPr>
-          <w:hyperlink w:anchor="_Toc243055225" w:history="1">
+          <w:hyperlink w:anchor="_Toc243304250" w:history="1">
             <w:r>
               <w:rPr>
                 <w:rStyle w:val="Hipervnculo"/>
@@ -970,7 +970,7 @@
               <w:rPr>
                 <w:noProof/>
               </w:rPr>
-              <w:instrText xml:space="preserve"> PAGEREF _Toc243055225 \h </w:instrText>
+              <w:instrText xml:space="preserve"> PAGEREF _Toc243304250 \h </w:instrText>
             </w:r>
             <w:r>
               <w:rPr>
@@ -1013,7 +1013,7 @@
               <w14:ligatures w14:val="standardContextual"/>
             </w:rPr>
           </w:pPr>
-          <w:hyperlink w:anchor="_Toc243055226" w:history="1">
+          <w:hyperlink w:anchor="_Toc243304251" w:history="1">
             <w:r>
               <w:rPr>
                 <w:rStyle w:val="Hipervnculo"/>
@@ -1037,7 +1037,7 @@
               <w:rPr>
                 <w:noProof/>
               </w:rPr>
-              <w:instrText xml:space="preserve"> PAGEREF _Toc243055226 \h </w:instrText>
+              <w:instrText xml:space="preserve"> PAGEREF _Toc243304251 \h </w:instrText>
             </w:r>
             <w:r>
               <w:rPr>
@@ -1080,7 +1080,7 @@
               <w14:ligatures w14:val="standardContextual"/>
             </w:rPr>
           </w:pPr>
-          <w:hyperlink w:anchor="_Toc243055227" w:history="1">
+          <w:hyperlink w:anchor="_Toc243304252" w:history="1">
             <w:r>
               <w:rPr>
                 <w:rStyle w:val="Hipervnculo"/>
@@ -1104,7 +1104,7 @@
               <w:rPr>
                 <w:noProof/>
               </w:rPr>
-              <w:instrText xml:space="preserve"> PAGEREF _Toc243055227 \h </w:instrText>
+              <w:instrText xml:space="preserve"> PAGEREF _Toc243304252 \h </w:instrText>
             </w:r>
             <w:r>
               <w:rPr>
@@ -1147,7 +1147,7 @@
               <w14:ligatures w14:val="standardContextual"/>
             </w:rPr>
           </w:pPr>
-          <w:hyperlink w:anchor="_Toc243055228" w:history="1">
+          <w:hyperlink w:anchor="_Toc243304253" w:history="1">
             <w:r>
               <w:rPr>
                 <w:rStyle w:val="Hipervnculo"/>
@@ -1171,7 +1171,7 @@
               <w:rPr>
                 <w:noProof/>
               </w:rPr>
-              <w:instrText xml:space="preserve"> PAGEREF _Toc243055228 \h </w:instrText>
+              <w:instrText xml:space="preserve"> PAGEREF _Toc243304253 \h </w:instrText>
             </w:r>
             <w:r>
               <w:rPr>
@@ -1214,7 +1214,7 @@
               <w14:ligatures w14:val="standardContextual"/>
             </w:rPr>
           </w:pPr>
-          <w:hyperlink w:anchor="_Toc243055229" w:history="1">
+          <w:hyperlink w:anchor="_Toc243304254" w:history="1">
             <w:r>
               <w:rPr>
                 <w:rStyle w:val="Hipervnculo"/>
@@ -1238,7 +1238,7 @@
               <w:rPr>
                 <w:noProof/>
               </w:rPr>
-              <w:instrText xml:space="preserve"> PAGEREF _Toc243055229 \h </w:instrText>
+              <w:instrText xml:space="preserve"> PAGEREF _Toc243304254 \h </w:instrText>
             </w:r>
             <w:r>
               <w:rPr>
@@ -1281,7 +1281,7 @@
               <w14:ligatures w14:val="standardContextual"/>
             </w:rPr>
           </w:pPr>
-          <w:hyperlink w:anchor="_Toc243055230" w:history="1">
+          <w:hyperlink w:anchor="_Toc243304255" w:history="1">
             <w:r>
               <w:rPr>
                 <w:rStyle w:val="Hipervnculo"/>
@@ -1305,7 +1305,7 @@
               <w:rPr>
                 <w:noProof/>
               </w:rPr>
-              <w:instrText xml:space="preserve"> PAGEREF _Toc243055230 \h </w:instrText>
+              <w:instrText xml:space="preserve"> PAGEREF _Toc243304255 \h </w:instrText>
             </w:r>
             <w:r>
               <w:rPr>
@@ -1348,7 +1348,7 @@
               <w14:ligatures w14:val="standardContextual"/>
             </w:rPr>
           </w:pPr>
-          <w:hyperlink w:anchor="_Toc243055231" w:history="1">
+          <w:hyperlink w:anchor="_Toc243304256" w:history="1">
             <w:r>
               <w:rPr>
                 <w:rStyle w:val="Hipervnculo"/>
@@ -1372,7 +1372,7 @@
               <w:rPr>
                 <w:noProof/>
               </w:rPr>
-              <w:instrText xml:space="preserve"> PAGEREF _Toc243055231 \h </w:instrText>
+              <w:instrText xml:space="preserve"> PAGEREF _Toc243304256 \h </w:instrText>
             </w:r>
             <w:r>
               <w:rPr>
@@ -1415,7 +1415,7 @@
               <w14:ligatures w14:val="standardContextual"/>
             </w:rPr>
           </w:pPr>
-          <w:hyperlink w:anchor="_Toc243055232" w:history="1">
+          <w:hyperlink w:anchor="_Toc243304257" w:history="1">
             <w:r>
               <w:rPr>
                 <w:rStyle w:val="Hipervnculo"/>
@@ -1439,7 +1439,7 @@
               <w:rPr>
                 <w:noProof/>
               </w:rPr>
-              <w:instrText xml:space="preserve"> PAGEREF _Toc243055232 \h </w:instrText>
+              <w:instrText xml:space="preserve"> PAGEREF _Toc243304257 \h </w:instrText>
             </w:r>
             <w:r>
               <w:rPr>
@@ -1482,7 +1482,7 @@
               <w14:ligatures w14:val="standardContextual"/>
             </w:rPr>
           </w:pPr>
-          <w:hyperlink w:anchor="_Toc243055233" w:history="1">
+          <w:hyperlink w:anchor="_Toc243304258" w:history="1">
             <w:r>
               <w:rPr>
                 <w:rStyle w:val="Hipervnculo"/>
@@ -1506,7 +1506,7 @@
               <w:rPr>
                 <w:noProof/>
               </w:rPr>
-              <w:instrText xml:space="preserve"> PAGEREF _Toc243055233 \h </w:instrText>
+              <w:instrText xml:space="preserve"> PAGEREF _Toc243304258 \h </w:instrText>
             </w:r>
             <w:r>
               <w:rPr>
@@ -1549,7 +1549,7 @@
               <w14:ligatures w14:val="standardContextual"/>
             </w:rPr>
           </w:pPr>
-          <w:hyperlink w:anchor="_Toc243055234" w:history="1">
+          <w:hyperlink w:anchor="_Toc243304259" w:history="1">
             <w:r>
               <w:rPr>
                 <w:rStyle w:val="Hipervnculo"/>
@@ -1573,7 +1573,7 @@
               <w:rPr>
                 <w:noProof/>
               </w:rPr>
-              <w:instrText xml:space="preserve"> PAGEREF _Toc243055234 \h </w:instrText>
+              <w:instrText xml:space="preserve"> PAGEREF _Toc243304259 \h </w:instrText>
             </w:r>
             <w:r>
               <w:rPr>
@@ -1616,7 +1616,7 @@
               <w14:ligatures w14:val="standardContextual"/>
             </w:rPr>
           </w:pPr>
-          <w:hyperlink w:anchor="_Toc243055235" w:history="1">
+          <w:hyperlink w:anchor="_Toc243304260" w:history="1">
             <w:r>
               <w:rPr>
                 <w:rStyle w:val="Hipervnculo"/>
@@ -1640,7 +1640,74 @@
               <w:rPr>
                 <w:noProof/>
               </w:rPr>
-              <w:instrText xml:space="preserve"> PAGEREF _Toc243055235 \h </w:instrText>
+              <w:instrText xml:space="preserve"> PAGEREF _Toc243304260 \h </w:instrText>
+            </w:r>
+            <w:r>
+              <w:rPr>
+                <w:noProof/>
+              </w:rPr>
+            </w:r>
+            <w:r>
+              <w:rPr>
+                <w:noProof/>
+              </w:rPr>
+              <w:fldChar w:fldCharType="separate"/>
+            </w:r>
+            <w:r>
+              <w:rPr>
+                <w:noProof/>
+              </w:rPr>
+              <w:t>6</w:t>
+            </w:r>
+            <w:r>
+              <w:rPr>
+                <w:noProof/>
+              </w:rPr>
+              <w:fldChar w:fldCharType="end"/>
+            </w:r>
+          </w:hyperlink>
+        </w:p>
+        <w:p>
+          <w:pPr>
+            <w:pStyle w:val="TDC2"/>
+            <w:tabs>
+              <w:tab w:val="right" w:leader="dot" w:pos="9628"/>
+            </w:tabs>
+            <w:rPr>
+              <w:rFonts w:asciiTheme="minorHAnsi" w:eastAsiaTheme="minorEastAsia" w:hAnsiTheme="minorHAnsi" w:cstheme="minorBidi"/>
+              <w:noProof/>
+              <w:color w:val="auto"/>
+              <w:kern w:val="2"/>
+              <w:sz w:val="24"/>
+              <w:szCs w:val="24"/>
+              <w14:ligatures w14:val="standardContextual"/>
+            </w:rPr>
+          </w:pPr>
+          <w:hyperlink w:anchor="_Toc243304261" w:history="1">
+            <w:r>
+              <w:rPr>
+                <w:rStyle w:val="Hipervnculo"/>
+                <w:noProof/>
+              </w:rPr>
+              <w:t>ADR-17. Configuración simple: sin bloqueo por equipo ni sedes desactivadas</w:t>
+            </w:r>
+            <w:r>
+              <w:rPr>
+                <w:noProof/>
+              </w:rPr>
+              <w:tab/>
+            </w:r>
+            <w:r>
+              <w:rPr>
+                <w:noProof/>
+              </w:rPr>
+              <w:fldChar w:fldCharType="begin"/>
+            </w:r>
+            <w:r>
+              <w:rPr>
+                <w:noProof/>
+              </w:rPr>
+              <w:instrText xml:space="preserve"> PAGEREF _Toc243304261 \h </w:instrText>
             </w:r>
             <w:r>
               <w:rPr>
@@ -1684,7 +1751,7 @@
         <w:pStyle w:val="Ttulo1"/>
         <w:keepNext/>
       </w:pPr>
-      <w:bookmarkStart w:id="0" w:name="_Toc243055218"/>
+      <w:bookmarkStart w:id="0" w:name="_Toc243304243"/>
       <w:r>
         <w:t>1. Cómo leer este documento</w:t>
       </w:r>
@@ -1715,7 +1782,7 @@
         <w:pStyle w:val="Ttulo1"/>
         <w:keepNext/>
       </w:pPr>
-      <w:bookmarkStart w:id="1" w:name="_Toc243055219"/>
+      <w:bookmarkStart w:id="1" w:name="_Toc243304244"/>
       <w:r>
         <w:t>2. Decisiones</w:t>
       </w:r>
@@ -1726,7 +1793,7 @@
         <w:pStyle w:val="Ttulo2"/>
         <w:keepNext/>
       </w:pPr>
-      <w:bookmarkStart w:id="2" w:name="_Toc243055220"/>
+      <w:bookmarkStart w:id="2" w:name="_Toc243304245"/>
       <w:r>
         <w:t>ADR-01. Monolito modular en vez de microservicios</w:t>
       </w:r>
@@ -1844,7 +1911,7 @@
         <w:pStyle w:val="Ttulo2"/>
         <w:keepNext/>
       </w:pPr>
-      <w:bookmarkStart w:id="3" w:name="_Toc243055221"/>
+      <w:bookmarkStart w:id="3" w:name="_Toc243304246"/>
       <w:r>
         <w:t>ADR-02. Puertas entre módulos verificadas por ESLint</w:t>
       </w:r>
@@ -2007,7 +2074,7 @@
         <w:pStyle w:val="Ttulo2"/>
         <w:keepNext/>
       </w:pPr>
-      <w:bookmarkStart w:id="4" w:name="_Toc243055222"/>
+      <w:bookmarkStart w:id="4" w:name="_Toc243304247"/>
       <w:r>
         <w:t>ADR-03. Cada tabla tiene un solo módulo dueño</w:t>
       </w:r>
@@ -2137,7 +2204,7 @@
         <w:pStyle w:val="Ttulo2"/>
         <w:keepNext/>
       </w:pPr>
-      <w:bookmarkStart w:id="5" w:name="_Toc243055223"/>
+      <w:bookmarkStart w:id="5" w:name="_Toc243304248"/>
       <w:r>
         <w:t>ADR-04. Un solo camino para cambiar el estado de un equipo</w:t>
       </w:r>
@@ -2267,7 +2334,7 @@
         <w:pStyle w:val="Ttulo2"/>
         <w:keepNext/>
       </w:pPr>
-      <w:bookmarkStart w:id="6" w:name="_Toc243055224"/>
+      <w:bookmarkStart w:id="6" w:name="_Toc243304249"/>
       <w:r>
         <w:t>ADR-05. Las rutas solo orquestan; la lógica vive en los servicios</w:t>
       </w:r>
@@ -2421,7 +2488,7 @@
         <w:pStyle w:val="Ttulo2"/>
         <w:keepNext/>
       </w:pPr>
-      <w:bookmarkStart w:id="7" w:name="_Toc243055225"/>
+      <w:bookmarkStart w:id="7" w:name="_Toc243304250"/>
       <w:r>
         <w:t>ADR-06. Matriz de permisos única</w:t>
       </w:r>
@@ -2563,7 +2630,7 @@
         <w:pStyle w:val="Ttulo2"/>
         <w:keepNext/>
       </w:pPr>
-      <w:bookmarkStart w:id="8" w:name="_Toc243055226"/>
+      <w:bookmarkStart w:id="8" w:name="_Toc243304251"/>
       <w:r>
         <w:t>ADR-07. Dos roles: administrador y técnico</w:t>
       </w:r>
@@ -2681,7 +2748,7 @@
         <w:pStyle w:val="Ttulo2"/>
         <w:keepNext/>
       </w:pPr>
-      <w:bookmarkStart w:id="9" w:name="_Toc243055227"/>
+      <w:bookmarkStart w:id="9" w:name="_Toc243304252"/>
       <w:r>
         <w:t>ADR-08. La sede es un dato, no un candado</w:t>
       </w:r>
@@ -2775,7 +2842,7 @@
         <w:pStyle w:val="Ttulo2"/>
         <w:keepNext/>
       </w:pPr>
-      <w:bookmarkStart w:id="10" w:name="_Toc243055228"/>
+      <w:bookmarkStart w:id="10" w:name="_Toc243304253"/>
       <w:r>
         <w:t>ADR-09. Migraciones versionadas como única vía de cambio del schema</w:t>
       </w:r>
@@ -2941,7 +3008,7 @@
         <w:pStyle w:val="Ttulo2"/>
         <w:keepNext/>
       </w:pPr>
-      <w:bookmarkStart w:id="11" w:name="_Toc243055229"/>
+      <w:bookmarkStart w:id="11" w:name="_Toc243304254"/>
       <w:r>
         <w:t>ADR-10. SPEC primero (Spec Driven Design)</w:t>
       </w:r>
@@ -3035,7 +3102,7 @@
         <w:pStyle w:val="Ttulo2"/>
         <w:keepNext/>
       </w:pPr>
-      <w:bookmarkStart w:id="12" w:name="_Toc243055230"/>
+      <w:bookmarkStart w:id="12" w:name="_Toc243304255"/>
       <w:r>
         <w:t>ADR-11. Sesiones JWT revalidadas en cada petición</w:t>
       </w:r>
@@ -3129,7 +3196,7 @@
         <w:pStyle w:val="Ttulo2"/>
         <w:keepNext/>
       </w:pPr>
-      <w:bookmarkStart w:id="13" w:name="_Toc243055231"/>
+      <w:bookmarkStart w:id="13" w:name="_Toc243304256"/>
       <w:r>
         <w:t>ADR-12. Bajas definitivas y borrado restringido</w:t>
       </w:r>
@@ -3235,7 +3302,7 @@
         <w:pStyle w:val="Ttulo2"/>
         <w:keepNext/>
       </w:pPr>
-      <w:bookmarkStart w:id="14" w:name="_Toc243055232"/>
+      <w:bookmarkStart w:id="14" w:name="_Toc243304257"/>
       <w:r>
         <w:t>ADR-13. PDF generados en el servidor con react-pdf</w:t>
       </w:r>
@@ -3377,7 +3444,7 @@
         <w:pStyle w:val="Ttulo2"/>
         <w:keepNext/>
       </w:pPr>
-      <w:bookmarkStart w:id="15" w:name="_Toc243055233"/>
+      <w:bookmarkStart w:id="15" w:name="_Toc243304258"/>
       <w:r>
         <w:t>ADR-14. Errores sin datos internos para el usuario</w:t>
       </w:r>
@@ -3495,7 +3562,7 @@
         <w:pStyle w:val="Ttulo2"/>
         <w:keepNext/>
       </w:pPr>
-      <w:bookmarkStart w:id="16" w:name="_Toc243055234"/>
+      <w:bookmarkStart w:id="16" w:name="_Toc243304259"/>
       <w:r>
         <w:t>ADR-15. Tema claro y oscuro con tokens de diseño</w:t>
       </w:r>
@@ -3658,7 +3725,7 @@
         <w:pStyle w:val="Ttulo2"/>
         <w:keepNext/>
       </w:pPr>
-      <w:bookmarkStart w:id="17" w:name="_Toc243055235"/>
+      <w:bookmarkStart w:id="17" w:name="_Toc243304260"/>
       <w:r>
         <w:t>ADR-16. Catálogos del equipo con llave foránea</w:t>
       </w:r>
@@ -3817,6 +3884,100 @@
           <w:szCs w:val="18"/>
         </w:rPr>
         <w:t xml:space="preserve"> SPEC 2.168</w:t>
+      </w:r>
+    </w:p>
+    <w:p>
+      <w:pPr>
+        <w:pStyle w:val="Ttulo2"/>
+        <w:keepNext/>
+      </w:pPr>
+      <w:bookmarkStart w:id="18" w:name="_Toc243304261"/>
+      <w:r>
+        <w:t>ADR-17. Configuración simple: sin bloqueo por equipo ni sedes desactivadas</w:t>
+      </w:r>
+      <w:bookmarkEnd w:id="18"/>
+    </w:p>
+    <w:p>
+      <w:pPr>
+        <w:spacing w:after="120" w:line="276" w:lineRule="auto"/>
+      </w:pPr>
+      <w:r>
+        <w:rPr>
+          <w:b/>
+          <w:bCs/>
+        </w:rPr>
+        <w:t>Contexto.</w:t>
+      </w:r>
+      <w:r>
+        <w:t xml:space="preserve"> Configuración tenía un bloqueo por equipo (dirección de red) además del de cada cuenta, y sedes que se podían desactivar, lo que dejaba fuera a sus técnicos y frenaba altas en esa sede. Para el uso real eran reglas de más.</w:t>
+      </w:r>
+    </w:p>
+    <w:p>
+      <w:pPr>
+        <w:spacing w:after="120" w:line="276" w:lineRule="auto"/>
+      </w:pPr>
+      <w:r>
+        <w:rPr>
+          <w:b/>
+          <w:bCs/>
+        </w:rPr>
+        <w:t>Decisión.</w:t>
+      </w:r>
+      <w:r>
+        <w:t xml:space="preserve"> Seguridad queda con tres valores: duración de la sesión, intentos por usuario y minutos de bloqueo. Una sede se crea y se edita; solo se elimina si nada la usa (equipos, personas, usuarios, líneas, Kit/EPP, despachos, compras o solicitudes). Auditoría queda como visor de eventos (usuario y fechas).</w:t>
+      </w:r>
+    </w:p>
+    <w:p>
+      <w:pPr>
+        <w:spacing w:after="120" w:line="276" w:lineRule="auto"/>
+      </w:pPr>
+      <w:r>
+        <w:rPr>
+          <w:b/>
+          <w:bCs/>
+        </w:rPr>
+        <w:t>Alternativas descartadas.</w:t>
+      </w:r>
+      <w:r>
+        <w:t xml:space="preserve"> Mantener el bloqueo por equipo; eliminar una sede dejando sus registros sin sede.</w:t>
+      </w:r>
+    </w:p>
+    <w:p>
+      <w:pPr>
+        <w:spacing w:after="120" w:line="276" w:lineRule="auto"/>
+      </w:pPr>
+      <w:r>
+        <w:rPr>
+          <w:b/>
+          <w:bCs/>
+        </w:rPr>
+        <w:t>Consecuencias.</w:t>
+      </w:r>
+      <w:r>
+        <w:t xml:space="preserve"> Menos parámetros y menos casos especiales. Quien prueba muchos usuarios desde un mismo equipo ya no se frena por equipo: cada cuenta se sigue bloqueando sola. No se pierde historial al eliminar sedes.</w:t>
+      </w:r>
+    </w:p>
+    <w:p>
+      <w:pPr>
+        <w:spacing w:after="120" w:line="276" w:lineRule="auto"/>
+      </w:pPr>
+      <w:r>
+        <w:rPr>
+          <w:b/>
+          <w:bCs/>
+          <w:color w:val="6B7280"/>
+          <w:sz w:val="18"/>
+          <w:szCs w:val="18"/>
+        </w:rPr>
+        <w:t>Referencia.</w:t>
+      </w:r>
+      <w:r>
+        <w:rPr>
+          <w:color w:val="6B7280"/>
+          <w:sz w:val="18"/>
+          <w:szCs w:val="18"/>
+        </w:rPr>
+        <w:t xml:space="preserve"> SPEC 2.170</w:t>
       </w:r>
     </w:p>
     <w:sectPr>
@@ -4008,209 +4169,209 @@
 <file path=word/numbering.xml><?xml version="1.0" encoding="utf-8"?>
 <w:numbering xmlns:wpc="http://schemas.microsoft.com/office/word/2010/wordprocessingCanvas" xmlns:cx="http://schemas.microsoft.com/office/drawing/2014/chartex" xmlns:cx1="http://schemas.microsoft.com/office/drawing/2015/9/8/chartex" xmlns:cx2="http://schemas.microsoft.com/office/drawing/2015/10/21/chartex" xmlns:cx3="http://schemas.microsoft.com/office/drawing/2016/5/9/chartex" xmlns:cx4="http://schemas.microsoft.com/office/drawing/2016/5/10/chartex" xmlns:cx5="http://schemas.microsoft.com/office/drawing/2016/5/11/chartex" xmlns:cx6="http://schemas.microsoft.com/office/drawing/2016/5/12/chartex" xmlns:cx7="http://schemas.microsoft.com/office/drawing/2016/5/13/chartex" xmlns:cx8="http://schemas.microsoft.com/office/drawing/2016/5/14/chartex" xmlns:mc="http://schemas.openxmlformats.org/markup-compatibility/2006" xmlns:aink="http://schemas.microsoft.com/office/drawing/2016/ink" xmlns:am3d="http://schemas.microsoft.com/office/drawing/2017/model3d" xmlns:o="urn:schemas-microsoft-com:office:office" xmlns:oel="http://schemas.microsoft.com/office/2019/extlst" xmlns:r="http://schemas.openxmlformats.org/officeDocument/2006/relationships" xmlns:m="http://schemas.openxmlformats.org/officeDocument/2006/math" xmlns:v="urn:schemas-microsoft-com:vml" xmlns:wp14="http://schemas.microsoft.com/office/word/2010/wordprocessingDrawing" xmlns:wp="http://schemas.openxmlformats.org/drawingml/2006/wordprocessingDrawing" xmlns:w10="urn:schemas-microsoft-com:office:word" xmlns:w="http://schemas.openxmlformats.org/wordprocessingml/2006/main" xmlns:w14="http://schemas.microsoft.com/office/word/2010/wordml" xmlns:w15="http://schemas.microsoft.com/office/word/2012/wordml" xmlns:w16cex="http://schemas.microsoft.com/office/word/2018/wordml/cex" xmlns:w16cid="http://schemas.microsoft.com/office/word/2016/wordml/cid" xmlns:w16="http://schemas.microsoft.com/office/word/2018/wordml" xmlns:w16du="http://schemas.microsoft.com/office/word/2023/wordml/word16du" xmlns:w16sdtdh="http://schemas.microsoft.com/office/word/2020/wordml/sdtdatahash" xmlns:w16sdtfl="http://schemas.microsoft.com/office/word/2024/wordml/sdtformatlock" xmlns:w16se="http://schemas.microsoft.com/office/word/2015/wordml/symex" xmlns:wpg="http://schemas.microsoft.com/office/word/2010/wordprocessingGroup" xmlns:wpi="http://schemas.microsoft.com/office/word/2010/wordprocessingInk" xmlns:wne="http://schemas.microsoft.com/office/word/2006/wordml" xmlns:wps="http://schemas.microsoft.com/office/word/2010/wordprocessingShape" mc:Ignorable="w14 w15 w16se w16cid w16 w16cex w16sdtdh w16sdtfl w16du wp14">
   <w:abstractNum w:abstractNumId="0" w15:restartNumberingAfterBreak="0">
-    <w:nsid w:val="15D4278F"/>
+    <w:nsid w:val="5BB74D30"/>
     <w:multiLevelType w:val="hybridMultilevel"/>
-    <w:tmpl w:val="8362F010"/>
-    <w:lvl w:ilvl="0" w:tplc="413891C0" w:tentative="1">
+    <w:tmpl w:val="E496CF0C"/>
+    <w:lvl w:ilvl="0" w:tplc="7A404BDE" w:tentative="1">
       <w:start w:val="1"/>
-      <w:numFmt w:val="decimal"/>
-      <w:lvlText w:val="%1."/>
+      <w:numFmt w:val="bullet"/>
+      <w:lvlText w:val="•"/>
       <w:lvlJc w:val="left"/>
       <w:pPr>
-        <w:ind w:left="420" w:hanging="300"/>
+        <w:ind w:left="400" w:hanging="260"/>
       </w:pPr>
     </w:lvl>
-    <w:lvl w:ilvl="1" w:tplc="D9B0F016">
+    <w:lvl w:ilvl="1" w:tplc="045EED5A" w:tentative="1">
+      <w:start w:val="1"/>
+      <w:numFmt w:val="bullet"/>
+      <w:lvlText w:val="–"/>
+      <w:lvlJc w:val="left"/>
+      <w:pPr>
+        <w:ind w:left="760" w:hanging="260"/>
+      </w:pPr>
+    </w:lvl>
+    <w:lvl w:ilvl="2" w:tplc="217CF930" w:tentative="1">
+      <w:start w:val="1"/>
+      <w:numFmt w:val="bullet"/>
+      <w:lvlText w:val="·"/>
+      <w:lvlJc w:val="left"/>
+      <w:pPr>
+        <w:ind w:left="1120" w:hanging="260"/>
+      </w:pPr>
+    </w:lvl>
+    <w:lvl w:ilvl="3" w:tplc="337225C4">
       <w:numFmt w:val="decimal"/>
       <w:lvlText w:val=""/>
       <w:lvlJc w:val="left"/>
     </w:lvl>
-    <w:lvl w:ilvl="2" w:tplc="02806020">
+    <w:lvl w:ilvl="4" w:tplc="4ADE9F0E">
       <w:numFmt w:val="decimal"/>
       <w:lvlText w:val=""/>
       <w:lvlJc w:val="left"/>
     </w:lvl>
-    <w:lvl w:ilvl="3" w:tplc="03E4AB72">
+    <w:lvl w:ilvl="5" w:tplc="7E74CA06">
       <w:numFmt w:val="decimal"/>
       <w:lvlText w:val=""/>
       <w:lvlJc w:val="left"/>
     </w:lvl>
-    <w:lvl w:ilvl="4" w:tplc="BE9E4EC8">
+    <w:lvl w:ilvl="6" w:tplc="023E52A2">
       <w:numFmt w:val="decimal"/>
       <w:lvlText w:val=""/>
       <w:lvlJc w:val="left"/>
     </w:lvl>
-    <w:lvl w:ilvl="5" w:tplc="E6563660">
+    <w:lvl w:ilvl="7" w:tplc="66789978">
       <w:numFmt w:val="decimal"/>
       <w:lvlText w:val=""/>
       <w:lvlJc w:val="left"/>
     </w:lvl>
-    <w:lvl w:ilvl="6" w:tplc="642441A4">
-      <w:numFmt w:val="decimal"/>
-      <w:lvlText w:val=""/>
-      <w:lvlJc w:val="left"/>
-    </w:lvl>
-    <w:lvl w:ilvl="7" w:tplc="7C125E34">
-      <w:numFmt w:val="decimal"/>
-      <w:lvlText w:val=""/>
-      <w:lvlJc w:val="left"/>
-    </w:lvl>
-    <w:lvl w:ilvl="8" w:tplc="5DB08DBC">
+    <w:lvl w:ilvl="8" w:tplc="07C42418">
       <w:numFmt w:val="decimal"/>
       <w:lvlText w:val=""/>
       <w:lvlJc w:val="left"/>
     </w:lvl>
   </w:abstractNum>
   <w:abstractNum w:abstractNumId="1" w15:restartNumberingAfterBreak="0">
-    <w:nsid w:val="597C27FE"/>
+    <w:nsid w:val="6A78431F"/>
     <w:multiLevelType w:val="hybridMultilevel"/>
-    <w:tmpl w:val="E4D8C15E"/>
-    <w:lvl w:ilvl="0" w:tplc="A52896F8" w:tentative="1">
+    <w:tmpl w:val="950084B8"/>
+    <w:lvl w:ilvl="0" w:tplc="14B6CDC8" w:tentative="1">
       <w:start w:val="1"/>
-      <w:numFmt w:val="bullet"/>
-      <w:lvlText w:val="●"/>
+      <w:numFmt w:val="decimal"/>
+      <w:lvlText w:val="%1."/>
       <w:lvlJc w:val="left"/>
       <w:pPr>
-        <w:ind w:left="720" w:hanging="360"/>
+        <w:ind w:left="420" w:hanging="300"/>
       </w:pPr>
     </w:lvl>
-    <w:lvl w:ilvl="1" w:tplc="34FAA5C0" w:tentative="1">
-      <w:start w:val="1"/>
-      <w:numFmt w:val="bullet"/>
-      <w:lvlText w:val="○"/>
-      <w:lvlJc w:val="left"/>
-      <w:pPr>
-        <w:ind w:left="1440" w:hanging="360"/>
-      </w:pPr>
-    </w:lvl>
-    <w:lvl w:ilvl="2" w:tplc="62DC07AC" w:tentative="1">
-      <w:start w:val="1"/>
-      <w:numFmt w:val="bullet"/>
-      <w:lvlText w:val="■"/>
-      <w:lvlJc w:val="left"/>
-      <w:pPr>
-        <w:ind w:left="2160" w:hanging="360"/>
-      </w:pPr>
-    </w:lvl>
-    <w:lvl w:ilvl="3" w:tplc="AF9C8246" w:tentative="1">
-      <w:start w:val="1"/>
-      <w:numFmt w:val="bullet"/>
-      <w:lvlText w:val="●"/>
-      <w:lvlJc w:val="left"/>
-      <w:pPr>
-        <w:ind w:left="2880" w:hanging="360"/>
-      </w:pPr>
-    </w:lvl>
-    <w:lvl w:ilvl="4" w:tplc="1B68B81A" w:tentative="1">
-      <w:start w:val="1"/>
-      <w:numFmt w:val="bullet"/>
-      <w:lvlText w:val="○"/>
-      <w:lvlJc w:val="left"/>
-      <w:pPr>
-        <w:ind w:left="3600" w:hanging="360"/>
-      </w:pPr>
-    </w:lvl>
-    <w:lvl w:ilvl="5" w:tplc="3970D5C8" w:tentative="1">
-      <w:start w:val="1"/>
-      <w:numFmt w:val="bullet"/>
-      <w:lvlText w:val="■"/>
-      <w:lvlJc w:val="left"/>
-      <w:pPr>
-        <w:ind w:left="4320" w:hanging="360"/>
-      </w:pPr>
-    </w:lvl>
-    <w:lvl w:ilvl="6" w:tplc="D08078FE" w:tentative="1">
-      <w:start w:val="1"/>
-      <w:numFmt w:val="bullet"/>
-      <w:lvlText w:val="●"/>
-      <w:lvlJc w:val="left"/>
-      <w:pPr>
-        <w:ind w:left="5040" w:hanging="360"/>
-      </w:pPr>
-    </w:lvl>
-    <w:lvl w:ilvl="7" w:tplc="1CA66868" w:tentative="1">
-      <w:start w:val="1"/>
-      <w:numFmt w:val="bullet"/>
-      <w:lvlText w:val="●"/>
-      <w:lvlJc w:val="left"/>
-      <w:pPr>
-        <w:ind w:left="5760" w:hanging="360"/>
-      </w:pPr>
-    </w:lvl>
-    <w:lvl w:ilvl="8" w:tplc="B844A2C6" w:tentative="1">
-      <w:start w:val="1"/>
-      <w:numFmt w:val="bullet"/>
-      <w:lvlText w:val="●"/>
-      <w:lvlJc w:val="left"/>
-      <w:pPr>
-        <w:ind w:left="6480" w:hanging="360"/>
-      </w:pPr>
-    </w:lvl>
-  </w:abstractNum>
-  <w:abstractNum w:abstractNumId="2" w15:restartNumberingAfterBreak="0">
-    <w:nsid w:val="799B7016"/>
-    <w:multiLevelType w:val="hybridMultilevel"/>
-    <w:tmpl w:val="91AAA686"/>
-    <w:lvl w:ilvl="0" w:tplc="F2820960" w:tentative="1">
-      <w:start w:val="1"/>
-      <w:numFmt w:val="bullet"/>
-      <w:lvlText w:val="•"/>
-      <w:lvlJc w:val="left"/>
-      <w:pPr>
-        <w:ind w:left="400" w:hanging="260"/>
-      </w:pPr>
-    </w:lvl>
-    <w:lvl w:ilvl="1" w:tplc="2752D864" w:tentative="1">
-      <w:start w:val="1"/>
-      <w:numFmt w:val="bullet"/>
-      <w:lvlText w:val="–"/>
-      <w:lvlJc w:val="left"/>
-      <w:pPr>
-        <w:ind w:left="760" w:hanging="260"/>
-      </w:pPr>
-    </w:lvl>
-    <w:lvl w:ilvl="2" w:tplc="194CFF08" w:tentative="1">
-      <w:start w:val="1"/>
-      <w:numFmt w:val="bullet"/>
-      <w:lvlText w:val="·"/>
-      <w:lvlJc w:val="left"/>
-      <w:pPr>
-        <w:ind w:left="1120" w:hanging="260"/>
-      </w:pPr>
-    </w:lvl>
-    <w:lvl w:ilvl="3" w:tplc="7BC23BF0">
+    <w:lvl w:ilvl="1" w:tplc="05D6428C">
       <w:numFmt w:val="decimal"/>
       <w:lvlText w:val=""/>
       <w:lvlJc w:val="left"/>
     </w:lvl>
-    <w:lvl w:ilvl="4" w:tplc="DAA8F516">
+    <w:lvl w:ilvl="2" w:tplc="63A8AE78">
       <w:numFmt w:val="decimal"/>
       <w:lvlText w:val=""/>
       <w:lvlJc w:val="left"/>
     </w:lvl>
-    <w:lvl w:ilvl="5" w:tplc="CCA20EA8">
+    <w:lvl w:ilvl="3" w:tplc="DB561322">
       <w:numFmt w:val="decimal"/>
       <w:lvlText w:val=""/>
       <w:lvlJc w:val="left"/>
     </w:lvl>
-    <w:lvl w:ilvl="6" w:tplc="BFD0322A">
+    <w:lvl w:ilvl="4" w:tplc="412E022C">
       <w:numFmt w:val="decimal"/>
       <w:lvlText w:val=""/>
       <w:lvlJc w:val="left"/>
     </w:lvl>
-    <w:lvl w:ilvl="7" w:tplc="F3D8496A">
+    <w:lvl w:ilvl="5" w:tplc="D29410BA">
       <w:numFmt w:val="decimal"/>
       <w:lvlText w:val=""/>
       <w:lvlJc w:val="left"/>
     </w:lvl>
-    <w:lvl w:ilvl="8" w:tplc="E8F6B584">
+    <w:lvl w:ilvl="6" w:tplc="0DD857DE">
+      <w:numFmt w:val="decimal"/>
+      <w:lvlText w:val=""/>
+      <w:lvlJc w:val="left"/>
+    </w:lvl>
+    <w:lvl w:ilvl="7" w:tplc="3760A6BC">
+      <w:numFmt w:val="decimal"/>
+      <w:lvlText w:val=""/>
+      <w:lvlJc w:val="left"/>
+    </w:lvl>
+    <w:lvl w:ilvl="8" w:tplc="1A6CE000">
       <w:numFmt w:val="decimal"/>
       <w:lvlText w:val=""/>
       <w:lvlJc w:val="left"/>
     </w:lvl>
   </w:abstractNum>
-  <w:num w:numId="1" w16cid:durableId="230625307">
-    <w:abstractNumId w:val="1"/>
+  <w:abstractNum w:abstractNumId="2" w15:restartNumberingAfterBreak="0">
+    <w:nsid w:val="781A58C9"/>
+    <w:multiLevelType w:val="hybridMultilevel"/>
+    <w:tmpl w:val="A704AE8C"/>
+    <w:lvl w:ilvl="0" w:tplc="D42427F4" w:tentative="1">
+      <w:start w:val="1"/>
+      <w:numFmt w:val="bullet"/>
+      <w:lvlText w:val="●"/>
+      <w:lvlJc w:val="left"/>
+      <w:pPr>
+        <w:ind w:left="720" w:hanging="360"/>
+      </w:pPr>
+    </w:lvl>
+    <w:lvl w:ilvl="1" w:tplc="3E92D768" w:tentative="1">
+      <w:start w:val="1"/>
+      <w:numFmt w:val="bullet"/>
+      <w:lvlText w:val="○"/>
+      <w:lvlJc w:val="left"/>
+      <w:pPr>
+        <w:ind w:left="1440" w:hanging="360"/>
+      </w:pPr>
+    </w:lvl>
+    <w:lvl w:ilvl="2" w:tplc="292E14CA" w:tentative="1">
+      <w:start w:val="1"/>
+      <w:numFmt w:val="bullet"/>
+      <w:lvlText w:val="■"/>
+      <w:lvlJc w:val="left"/>
+      <w:pPr>
+        <w:ind w:left="2160" w:hanging="360"/>
+      </w:pPr>
+    </w:lvl>
+    <w:lvl w:ilvl="3" w:tplc="C6C4EED2" w:tentative="1">
+      <w:start w:val="1"/>
+      <w:numFmt w:val="bullet"/>
+      <w:lvlText w:val="●"/>
+      <w:lvlJc w:val="left"/>
+      <w:pPr>
+        <w:ind w:left="2880" w:hanging="360"/>
+      </w:pPr>
+    </w:lvl>
+    <w:lvl w:ilvl="4" w:tplc="92FA01EC" w:tentative="1">
+      <w:start w:val="1"/>
+      <w:numFmt w:val="bullet"/>
+      <w:lvlText w:val="○"/>
+      <w:lvlJc w:val="left"/>
+      <w:pPr>
+        <w:ind w:left="3600" w:hanging="360"/>
+      </w:pPr>
+    </w:lvl>
+    <w:lvl w:ilvl="5" w:tplc="F78C57E2" w:tentative="1">
+      <w:start w:val="1"/>
+      <w:numFmt w:val="bullet"/>
+      <w:lvlText w:val="■"/>
+      <w:lvlJc w:val="left"/>
+      <w:pPr>
+        <w:ind w:left="4320" w:hanging="360"/>
+      </w:pPr>
+    </w:lvl>
+    <w:lvl w:ilvl="6" w:tplc="E35E500E" w:tentative="1">
+      <w:start w:val="1"/>
+      <w:numFmt w:val="bullet"/>
+      <w:lvlText w:val="●"/>
+      <w:lvlJc w:val="left"/>
+      <w:pPr>
+        <w:ind w:left="5040" w:hanging="360"/>
+      </w:pPr>
+    </w:lvl>
+    <w:lvl w:ilvl="7" w:tplc="8398F87E" w:tentative="1">
+      <w:start w:val="1"/>
+      <w:numFmt w:val="bullet"/>
+      <w:lvlText w:val="●"/>
+      <w:lvlJc w:val="left"/>
+      <w:pPr>
+        <w:ind w:left="5760" w:hanging="360"/>
+      </w:pPr>
+    </w:lvl>
+    <w:lvl w:ilvl="8" w:tplc="8D8E2382" w:tentative="1">
+      <w:start w:val="1"/>
+      <w:numFmt w:val="bullet"/>
+      <w:lvlText w:val="●"/>
+      <w:lvlJc w:val="left"/>
+      <w:pPr>
+        <w:ind w:left="6480" w:hanging="360"/>
+      </w:pPr>
+    </w:lvl>
+  </w:abstractNum>
+  <w:num w:numId="1" w16cid:durableId="1495292667">
+    <w:abstractNumId w:val="2"/>
     <w:lvlOverride w:ilvl="0">
       <w:startOverride w:val="1"/>
     </w:lvlOverride>
@@ -4851,7 +5012,7 @@
     <w:autoRedefine/>
     <w:uiPriority w:val="39"/>
     <w:unhideWhenUsed/>
-    <w:rsid w:val="000F579D"/>
+    <w:rsid w:val="00B23514"/>
     <w:pPr>
       <w:spacing w:after="100"/>
     </w:pPr>
@@ -4863,7 +5024,7 @@
     <w:autoRedefine/>
     <w:uiPriority w:val="39"/>
     <w:unhideWhenUsed/>
-    <w:rsid w:val="000F579D"/>
+    <w:rsid w:val="00B23514"/>
     <w:pPr>
       <w:spacing w:after="100"/>
       <w:ind w:left="210"/>

--- a/documentacion/Decisiones_de_arquitectura.docx
+++ b/documentacion/Decisiones_de_arquitectura.docx
@@ -448,7 +448,7 @@
     <w:sdt>
       <w:sdtPr>
         <w:alias w:val="Contenido"/>
-        <w:id w:val="1028073785"/>
+        <w:id w:val="1414817344"/>
       </w:sdtPr>
       <w:sdtEndPr/>
       <w:sdtContent>
@@ -477,7 +477,7 @@
           <w:r>
             <w:fldChar w:fldCharType="separate"/>
           </w:r>
-          <w:hyperlink w:anchor="_Toc243304243" w:history="1">
+          <w:hyperlink w:anchor="_Toc243305348" w:history="1">
             <w:r>
               <w:rPr>
                 <w:rStyle w:val="Hipervnculo"/>
@@ -501,7 +501,7 @@
               <w:rPr>
                 <w:noProof/>
               </w:rPr>
-              <w:instrText xml:space="preserve"> PAGEREF _Toc243304243 \h </w:instrText>
+              <w:instrText xml:space="preserve"> PAGEREF _Toc243305348 \h </w:instrText>
             </w:r>
             <w:r>
               <w:rPr>
@@ -544,7 +544,7 @@
               <w14:ligatures w14:val="standardContextual"/>
             </w:rPr>
           </w:pPr>
-          <w:hyperlink w:anchor="_Toc243304244" w:history="1">
+          <w:hyperlink w:anchor="_Toc243305349" w:history="1">
             <w:r>
               <w:rPr>
                 <w:rStyle w:val="Hipervnculo"/>
@@ -568,7 +568,7 @@
               <w:rPr>
                 <w:noProof/>
               </w:rPr>
-              <w:instrText xml:space="preserve"> PAGEREF _Toc243304244 \h </w:instrText>
+              <w:instrText xml:space="preserve"> PAGEREF _Toc243305349 \h </w:instrText>
             </w:r>
             <w:r>
               <w:rPr>
@@ -611,7 +611,7 @@
               <w14:ligatures w14:val="standardContextual"/>
             </w:rPr>
           </w:pPr>
-          <w:hyperlink w:anchor="_Toc243304245" w:history="1">
+          <w:hyperlink w:anchor="_Toc243305350" w:history="1">
             <w:r>
               <w:rPr>
                 <w:rStyle w:val="Hipervnculo"/>
@@ -635,7 +635,7 @@
               <w:rPr>
                 <w:noProof/>
               </w:rPr>
-              <w:instrText xml:space="preserve"> PAGEREF _Toc243304245 \h </w:instrText>
+              <w:instrText xml:space="preserve"> PAGEREF _Toc243305350 \h </w:instrText>
             </w:r>
             <w:r>
               <w:rPr>
@@ -678,7 +678,7 @@
               <w14:ligatures w14:val="standardContextual"/>
             </w:rPr>
           </w:pPr>
-          <w:hyperlink w:anchor="_Toc243304246" w:history="1">
+          <w:hyperlink w:anchor="_Toc243305351" w:history="1">
             <w:r>
               <w:rPr>
                 <w:rStyle w:val="Hipervnculo"/>
@@ -702,7 +702,7 @@
               <w:rPr>
                 <w:noProof/>
               </w:rPr>
-              <w:instrText xml:space="preserve"> PAGEREF _Toc243304246 \h </w:instrText>
+              <w:instrText xml:space="preserve"> PAGEREF _Toc243305351 \h </w:instrText>
             </w:r>
             <w:r>
               <w:rPr>
@@ -745,7 +745,7 @@
               <w14:ligatures w14:val="standardContextual"/>
             </w:rPr>
           </w:pPr>
-          <w:hyperlink w:anchor="_Toc243304247" w:history="1">
+          <w:hyperlink w:anchor="_Toc243305352" w:history="1">
             <w:r>
               <w:rPr>
                 <w:rStyle w:val="Hipervnculo"/>
@@ -769,7 +769,7 @@
               <w:rPr>
                 <w:noProof/>
               </w:rPr>
-              <w:instrText xml:space="preserve"> PAGEREF _Toc243304247 \h </w:instrText>
+              <w:instrText xml:space="preserve"> PAGEREF _Toc243305352 \h </w:instrText>
             </w:r>
             <w:r>
               <w:rPr>
@@ -812,7 +812,7 @@
               <w14:ligatures w14:val="standardContextual"/>
             </w:rPr>
           </w:pPr>
-          <w:hyperlink w:anchor="_Toc243304248" w:history="1">
+          <w:hyperlink w:anchor="_Toc243305353" w:history="1">
             <w:r>
               <w:rPr>
                 <w:rStyle w:val="Hipervnculo"/>
@@ -836,7 +836,7 @@
               <w:rPr>
                 <w:noProof/>
               </w:rPr>
-              <w:instrText xml:space="preserve"> PAGEREF _Toc243304248 \h </w:instrText>
+              <w:instrText xml:space="preserve"> PAGEREF _Toc243305353 \h </w:instrText>
             </w:r>
             <w:r>
               <w:rPr>
@@ -879,7 +879,7 @@
               <w14:ligatures w14:val="standardContextual"/>
             </w:rPr>
           </w:pPr>
-          <w:hyperlink w:anchor="_Toc243304249" w:history="1">
+          <w:hyperlink w:anchor="_Toc243305354" w:history="1">
             <w:r>
               <w:rPr>
                 <w:rStyle w:val="Hipervnculo"/>
@@ -903,7 +903,7 @@
               <w:rPr>
                 <w:noProof/>
               </w:rPr>
-              <w:instrText xml:space="preserve"> PAGEREF _Toc243304249 \h </w:instrText>
+              <w:instrText xml:space="preserve"> PAGEREF _Toc243305354 \h </w:instrText>
             </w:r>
             <w:r>
               <w:rPr>
@@ -946,7 +946,7 @@
               <w14:ligatures w14:val="standardContextual"/>
             </w:rPr>
           </w:pPr>
-          <w:hyperlink w:anchor="_Toc243304250" w:history="1">
+          <w:hyperlink w:anchor="_Toc243305355" w:history="1">
             <w:r>
               <w:rPr>
                 <w:rStyle w:val="Hipervnculo"/>
@@ -970,7 +970,7 @@
               <w:rPr>
                 <w:noProof/>
               </w:rPr>
-              <w:instrText xml:space="preserve"> PAGEREF _Toc243304250 \h </w:instrText>
+              <w:instrText xml:space="preserve"> PAGEREF _Toc243305355 \h </w:instrText>
             </w:r>
             <w:r>
               <w:rPr>
@@ -1013,7 +1013,7 @@
               <w14:ligatures w14:val="standardContextual"/>
             </w:rPr>
           </w:pPr>
-          <w:hyperlink w:anchor="_Toc243304251" w:history="1">
+          <w:hyperlink w:anchor="_Toc243305356" w:history="1">
             <w:r>
               <w:rPr>
                 <w:rStyle w:val="Hipervnculo"/>
@@ -1037,7 +1037,7 @@
               <w:rPr>
                 <w:noProof/>
               </w:rPr>
-              <w:instrText xml:space="preserve"> PAGEREF _Toc243304251 \h </w:instrText>
+              <w:instrText xml:space="preserve"> PAGEREF _Toc243305356 \h </w:instrText>
             </w:r>
             <w:r>
               <w:rPr>
@@ -1080,7 +1080,7 @@
               <w14:ligatures w14:val="standardContextual"/>
             </w:rPr>
           </w:pPr>
-          <w:hyperlink w:anchor="_Toc243304252" w:history="1">
+          <w:hyperlink w:anchor="_Toc243305357" w:history="1">
             <w:r>
               <w:rPr>
                 <w:rStyle w:val="Hipervnculo"/>
@@ -1104,7 +1104,7 @@
               <w:rPr>
                 <w:noProof/>
               </w:rPr>
-              <w:instrText xml:space="preserve"> PAGEREF _Toc243304252 \h </w:instrText>
+              <w:instrText xml:space="preserve"> PAGEREF _Toc243305357 \h </w:instrText>
             </w:r>
             <w:r>
               <w:rPr>
@@ -1147,7 +1147,7 @@
               <w14:ligatures w14:val="standardContextual"/>
             </w:rPr>
           </w:pPr>
-          <w:hyperlink w:anchor="_Toc243304253" w:history="1">
+          <w:hyperlink w:anchor="_Toc243305358" w:history="1">
             <w:r>
               <w:rPr>
                 <w:rStyle w:val="Hipervnculo"/>
@@ -1171,7 +1171,7 @@
               <w:rPr>
                 <w:noProof/>
               </w:rPr>
-              <w:instrText xml:space="preserve"> PAGEREF _Toc243304253 \h </w:instrText>
+              <w:instrText xml:space="preserve"> PAGEREF _Toc243305358 \h </w:instrText>
             </w:r>
             <w:r>
               <w:rPr>
@@ -1214,7 +1214,7 @@
               <w14:ligatures w14:val="standardContextual"/>
             </w:rPr>
           </w:pPr>
-          <w:hyperlink w:anchor="_Toc243304254" w:history="1">
+          <w:hyperlink w:anchor="_Toc243305359" w:history="1">
             <w:r>
               <w:rPr>
                 <w:rStyle w:val="Hipervnculo"/>
@@ -1238,7 +1238,7 @@
               <w:rPr>
                 <w:noProof/>
               </w:rPr>
-              <w:instrText xml:space="preserve"> PAGEREF _Toc243304254 \h </w:instrText>
+              <w:instrText xml:space="preserve"> PAGEREF _Toc243305359 \h </w:instrText>
             </w:r>
             <w:r>
               <w:rPr>
@@ -1281,7 +1281,7 @@
               <w14:ligatures w14:val="standardContextual"/>
             </w:rPr>
           </w:pPr>
-          <w:hyperlink w:anchor="_Toc243304255" w:history="1">
+          <w:hyperlink w:anchor="_Toc243305360" w:history="1">
             <w:r>
               <w:rPr>
                 <w:rStyle w:val="Hipervnculo"/>
@@ -1305,7 +1305,7 @@
               <w:rPr>
                 <w:noProof/>
               </w:rPr>
-              <w:instrText xml:space="preserve"> PAGEREF _Toc243304255 \h </w:instrText>
+              <w:instrText xml:space="preserve"> PAGEREF _Toc243305360 \h </w:instrText>
             </w:r>
             <w:r>
               <w:rPr>
@@ -1348,7 +1348,7 @@
               <w14:ligatures w14:val="standardContextual"/>
             </w:rPr>
           </w:pPr>
-          <w:hyperlink w:anchor="_Toc243304256" w:history="1">
+          <w:hyperlink w:anchor="_Toc243305361" w:history="1">
             <w:r>
               <w:rPr>
                 <w:rStyle w:val="Hipervnculo"/>
@@ -1372,7 +1372,7 @@
               <w:rPr>
                 <w:noProof/>
               </w:rPr>
-              <w:instrText xml:space="preserve"> PAGEREF _Toc243304256 \h </w:instrText>
+              <w:instrText xml:space="preserve"> PAGEREF _Toc243305361 \h </w:instrText>
             </w:r>
             <w:r>
               <w:rPr>
@@ -1415,7 +1415,7 @@
               <w14:ligatures w14:val="standardContextual"/>
             </w:rPr>
           </w:pPr>
-          <w:hyperlink w:anchor="_Toc243304257" w:history="1">
+          <w:hyperlink w:anchor="_Toc243305362" w:history="1">
             <w:r>
               <w:rPr>
                 <w:rStyle w:val="Hipervnculo"/>
@@ -1439,7 +1439,7 @@
               <w:rPr>
                 <w:noProof/>
               </w:rPr>
-              <w:instrText xml:space="preserve"> PAGEREF _Toc243304257 \h </w:instrText>
+              <w:instrText xml:space="preserve"> PAGEREF _Toc243305362 \h </w:instrText>
             </w:r>
             <w:r>
               <w:rPr>
@@ -1482,7 +1482,7 @@
               <w14:ligatures w14:val="standardContextual"/>
             </w:rPr>
           </w:pPr>
-          <w:hyperlink w:anchor="_Toc243304258" w:history="1">
+          <w:hyperlink w:anchor="_Toc243305363" w:history="1">
             <w:r>
               <w:rPr>
                 <w:rStyle w:val="Hipervnculo"/>
@@ -1506,7 +1506,7 @@
               <w:rPr>
                 <w:noProof/>
               </w:rPr>
-              <w:instrText xml:space="preserve"> PAGEREF _Toc243304258 \h </w:instrText>
+              <w:instrText xml:space="preserve"> PAGEREF _Toc243305363 \h </w:instrText>
             </w:r>
             <w:r>
               <w:rPr>
@@ -1549,7 +1549,7 @@
               <w14:ligatures w14:val="standardContextual"/>
             </w:rPr>
           </w:pPr>
-          <w:hyperlink w:anchor="_Toc243304259" w:history="1">
+          <w:hyperlink w:anchor="_Toc243305364" w:history="1">
             <w:r>
               <w:rPr>
                 <w:rStyle w:val="Hipervnculo"/>
@@ -1573,7 +1573,7 @@
               <w:rPr>
                 <w:noProof/>
               </w:rPr>
-              <w:instrText xml:space="preserve"> PAGEREF _Toc243304259 \h </w:instrText>
+              <w:instrText xml:space="preserve"> PAGEREF _Toc243305364 \h </w:instrText>
             </w:r>
             <w:r>
               <w:rPr>
@@ -1616,7 +1616,7 @@
               <w14:ligatures w14:val="standardContextual"/>
             </w:rPr>
           </w:pPr>
-          <w:hyperlink w:anchor="_Toc243304260" w:history="1">
+          <w:hyperlink w:anchor="_Toc243305365" w:history="1">
             <w:r>
               <w:rPr>
                 <w:rStyle w:val="Hipervnculo"/>
@@ -1640,7 +1640,7 @@
               <w:rPr>
                 <w:noProof/>
               </w:rPr>
-              <w:instrText xml:space="preserve"> PAGEREF _Toc243304260 \h </w:instrText>
+              <w:instrText xml:space="preserve"> PAGEREF _Toc243305365 \h </w:instrText>
             </w:r>
             <w:r>
               <w:rPr>
@@ -1683,7 +1683,7 @@
               <w14:ligatures w14:val="standardContextual"/>
             </w:rPr>
           </w:pPr>
-          <w:hyperlink w:anchor="_Toc243304261" w:history="1">
+          <w:hyperlink w:anchor="_Toc243305366" w:history="1">
             <w:r>
               <w:rPr>
                 <w:rStyle w:val="Hipervnculo"/>
@@ -1707,7 +1707,7 @@
               <w:rPr>
                 <w:noProof/>
               </w:rPr>
-              <w:instrText xml:space="preserve"> PAGEREF _Toc243304261 \h </w:instrText>
+              <w:instrText xml:space="preserve"> PAGEREF _Toc243305366 \h </w:instrText>
             </w:r>
             <w:r>
               <w:rPr>
@@ -1751,7 +1751,7 @@
         <w:pStyle w:val="Ttulo1"/>
         <w:keepNext/>
       </w:pPr>
-      <w:bookmarkStart w:id="0" w:name="_Toc243304243"/>
+      <w:bookmarkStart w:id="0" w:name="_Toc243305348"/>
       <w:r>
         <w:t>1. Cómo leer este documento</w:t>
       </w:r>
@@ -1782,7 +1782,7 @@
         <w:pStyle w:val="Ttulo1"/>
         <w:keepNext/>
       </w:pPr>
-      <w:bookmarkStart w:id="1" w:name="_Toc243304244"/>
+      <w:bookmarkStart w:id="1" w:name="_Toc243305349"/>
       <w:r>
         <w:t>2. Decisiones</w:t>
       </w:r>
@@ -1793,7 +1793,7 @@
         <w:pStyle w:val="Ttulo2"/>
         <w:keepNext/>
       </w:pPr>
-      <w:bookmarkStart w:id="2" w:name="_Toc243304245"/>
+      <w:bookmarkStart w:id="2" w:name="_Toc243305350"/>
       <w:r>
         <w:t>ADR-01. Monolito modular en vez de microservicios</w:t>
       </w:r>
@@ -1911,7 +1911,7 @@
         <w:pStyle w:val="Ttulo2"/>
         <w:keepNext/>
       </w:pPr>
-      <w:bookmarkStart w:id="3" w:name="_Toc243304246"/>
+      <w:bookmarkStart w:id="3" w:name="_Toc243305351"/>
       <w:r>
         <w:t>ADR-02. Puertas entre módulos verificadas por ESLint</w:t>
       </w:r>
@@ -2074,7 +2074,7 @@
         <w:pStyle w:val="Ttulo2"/>
         <w:keepNext/>
       </w:pPr>
-      <w:bookmarkStart w:id="4" w:name="_Toc243304247"/>
+      <w:bookmarkStart w:id="4" w:name="_Toc243305352"/>
       <w:r>
         <w:t>ADR-03. Cada tabla tiene un solo módulo dueño</w:t>
       </w:r>
@@ -2204,7 +2204,7 @@
         <w:pStyle w:val="Ttulo2"/>
         <w:keepNext/>
       </w:pPr>
-      <w:bookmarkStart w:id="5" w:name="_Toc243304248"/>
+      <w:bookmarkStart w:id="5" w:name="_Toc243305353"/>
       <w:r>
         <w:t>ADR-04. Un solo camino para cambiar el estado de un equipo</w:t>
       </w:r>
@@ -2334,7 +2334,7 @@
         <w:pStyle w:val="Ttulo2"/>
         <w:keepNext/>
       </w:pPr>
-      <w:bookmarkStart w:id="6" w:name="_Toc243304249"/>
+      <w:bookmarkStart w:id="6" w:name="_Toc243305354"/>
       <w:r>
         <w:t>ADR-05. Las rutas solo orquestan; la lógica vive en los servicios</w:t>
       </w:r>
@@ -2488,7 +2488,7 @@
         <w:pStyle w:val="Ttulo2"/>
         <w:keepNext/>
       </w:pPr>
-      <w:bookmarkStart w:id="7" w:name="_Toc243304250"/>
+      <w:bookmarkStart w:id="7" w:name="_Toc243305355"/>
       <w:r>
         <w:t>ADR-06. Matriz de permisos única</w:t>
       </w:r>
@@ -2630,7 +2630,7 @@
         <w:pStyle w:val="Ttulo2"/>
         <w:keepNext/>
       </w:pPr>
-      <w:bookmarkStart w:id="8" w:name="_Toc243304251"/>
+      <w:bookmarkStart w:id="8" w:name="_Toc243305356"/>
       <w:r>
         <w:t>ADR-07. Dos roles: administrador y técnico</w:t>
       </w:r>
@@ -2748,7 +2748,7 @@
         <w:pStyle w:val="Ttulo2"/>
         <w:keepNext/>
       </w:pPr>
-      <w:bookmarkStart w:id="9" w:name="_Toc243304252"/>
+      <w:bookmarkStart w:id="9" w:name="_Toc243305357"/>
       <w:r>
         <w:t>ADR-08. La sede es un dato, no un candado</w:t>
       </w:r>
@@ -2842,7 +2842,7 @@
         <w:pStyle w:val="Ttulo2"/>
         <w:keepNext/>
       </w:pPr>
-      <w:bookmarkStart w:id="10" w:name="_Toc243304253"/>
+      <w:bookmarkStart w:id="10" w:name="_Toc243305358"/>
       <w:r>
         <w:t>ADR-09. Migraciones versionadas como única vía de cambio del schema</w:t>
       </w:r>
@@ -3008,7 +3008,7 @@
         <w:pStyle w:val="Ttulo2"/>
         <w:keepNext/>
       </w:pPr>
-      <w:bookmarkStart w:id="11" w:name="_Toc243304254"/>
+      <w:bookmarkStart w:id="11" w:name="_Toc243305359"/>
       <w:r>
         <w:t>ADR-10. SPEC primero (Spec Driven Design)</w:t>
       </w:r>
@@ -3102,7 +3102,7 @@
         <w:pStyle w:val="Ttulo2"/>
         <w:keepNext/>
       </w:pPr>
-      <w:bookmarkStart w:id="12" w:name="_Toc243304255"/>
+      <w:bookmarkStart w:id="12" w:name="_Toc243305360"/>
       <w:r>
         <w:t>ADR-11. Sesiones JWT revalidadas en cada petición</w:t>
       </w:r>
@@ -3196,7 +3196,7 @@
         <w:pStyle w:val="Ttulo2"/>
         <w:keepNext/>
       </w:pPr>
-      <w:bookmarkStart w:id="13" w:name="_Toc243304256"/>
+      <w:bookmarkStart w:id="13" w:name="_Toc243305361"/>
       <w:r>
         <w:t>ADR-12. Bajas definitivas y borrado restringido</w:t>
       </w:r>
@@ -3302,7 +3302,7 @@
         <w:pStyle w:val="Ttulo2"/>
         <w:keepNext/>
       </w:pPr>
-      <w:bookmarkStart w:id="14" w:name="_Toc243304257"/>
+      <w:bookmarkStart w:id="14" w:name="_Toc243305362"/>
       <w:r>
         <w:t>ADR-13. PDF generados en el servidor con react-pdf</w:t>
       </w:r>
@@ -3444,7 +3444,7 @@
         <w:pStyle w:val="Ttulo2"/>
         <w:keepNext/>
       </w:pPr>
-      <w:bookmarkStart w:id="15" w:name="_Toc243304258"/>
+      <w:bookmarkStart w:id="15" w:name="_Toc243305363"/>
       <w:r>
         <w:t>ADR-14. Errores sin datos internos para el usuario</w:t>
       </w:r>
@@ -3562,7 +3562,7 @@
         <w:pStyle w:val="Ttulo2"/>
         <w:keepNext/>
       </w:pPr>
-      <w:bookmarkStart w:id="16" w:name="_Toc243304259"/>
+      <w:bookmarkStart w:id="16" w:name="_Toc243305364"/>
       <w:r>
         <w:t>ADR-15. Tema claro y oscuro con tokens de diseño</w:t>
       </w:r>
@@ -3725,7 +3725,7 @@
         <w:pStyle w:val="Ttulo2"/>
         <w:keepNext/>
       </w:pPr>
-      <w:bookmarkStart w:id="17" w:name="_Toc243304260"/>
+      <w:bookmarkStart w:id="17" w:name="_Toc243305365"/>
       <w:r>
         <w:t>ADR-16. Catálogos del equipo con llave foránea</w:t>
       </w:r>
@@ -3891,7 +3891,7 @@
         <w:pStyle w:val="Ttulo2"/>
         <w:keepNext/>
       </w:pPr>
-      <w:bookmarkStart w:id="18" w:name="_Toc243304261"/>
+      <w:bookmarkStart w:id="18" w:name="_Toc243305366"/>
       <w:r>
         <w:t>ADR-17. Configuración simple: sin bloqueo por equipo ni sedes desactivadas</w:t>
       </w:r>
@@ -4169,10 +4169,96 @@
 <file path=word/numbering.xml><?xml version="1.0" encoding="utf-8"?>
 <w:numbering xmlns:wpc="http://schemas.microsoft.com/office/word/2010/wordprocessingCanvas" xmlns:cx="http://schemas.microsoft.com/office/drawing/2014/chartex" xmlns:cx1="http://schemas.microsoft.com/office/drawing/2015/9/8/chartex" xmlns:cx2="http://schemas.microsoft.com/office/drawing/2015/10/21/chartex" xmlns:cx3="http://schemas.microsoft.com/office/drawing/2016/5/9/chartex" xmlns:cx4="http://schemas.microsoft.com/office/drawing/2016/5/10/chartex" xmlns:cx5="http://schemas.microsoft.com/office/drawing/2016/5/11/chartex" xmlns:cx6="http://schemas.microsoft.com/office/drawing/2016/5/12/chartex" xmlns:cx7="http://schemas.microsoft.com/office/drawing/2016/5/13/chartex" xmlns:cx8="http://schemas.microsoft.com/office/drawing/2016/5/14/chartex" xmlns:mc="http://schemas.openxmlformats.org/markup-compatibility/2006" xmlns:aink="http://schemas.microsoft.com/office/drawing/2016/ink" xmlns:am3d="http://schemas.microsoft.com/office/drawing/2017/model3d" xmlns:o="urn:schemas-microsoft-com:office:office" xmlns:oel="http://schemas.microsoft.com/office/2019/extlst" xmlns:r="http://schemas.openxmlformats.org/officeDocument/2006/relationships" xmlns:m="http://schemas.openxmlformats.org/officeDocument/2006/math" xmlns:v="urn:schemas-microsoft-com:vml" xmlns:wp14="http://schemas.microsoft.com/office/word/2010/wordprocessingDrawing" xmlns:wp="http://schemas.openxmlformats.org/drawingml/2006/wordprocessingDrawing" xmlns:w10="urn:schemas-microsoft-com:office:word" xmlns:w="http://schemas.openxmlformats.org/wordprocessingml/2006/main" xmlns:w14="http://schemas.microsoft.com/office/word/2010/wordml" xmlns:w15="http://schemas.microsoft.com/office/word/2012/wordml" xmlns:w16cex="http://schemas.microsoft.com/office/word/2018/wordml/cex" xmlns:w16cid="http://schemas.microsoft.com/office/word/2016/wordml/cid" xmlns:w16="http://schemas.microsoft.com/office/word/2018/wordml" xmlns:w16du="http://schemas.microsoft.com/office/word/2023/wordml/word16du" xmlns:w16sdtdh="http://schemas.microsoft.com/office/word/2020/wordml/sdtdatahash" xmlns:w16sdtfl="http://schemas.microsoft.com/office/word/2024/wordml/sdtformatlock" xmlns:w16se="http://schemas.microsoft.com/office/word/2015/wordml/symex" xmlns:wpg="http://schemas.microsoft.com/office/word/2010/wordprocessingGroup" xmlns:wpi="http://schemas.microsoft.com/office/word/2010/wordprocessingInk" xmlns:wne="http://schemas.microsoft.com/office/word/2006/wordml" xmlns:wps="http://schemas.microsoft.com/office/word/2010/wordprocessingShape" mc:Ignorable="w14 w15 w16se w16cid w16 w16cex w16sdtdh w16sdtfl w16du wp14">
   <w:abstractNum w:abstractNumId="0" w15:restartNumberingAfterBreak="0">
-    <w:nsid w:val="5BB74D30"/>
+    <w:nsid w:val="32E37BDF"/>
     <w:multiLevelType w:val="hybridMultilevel"/>
-    <w:tmpl w:val="E496CF0C"/>
-    <w:lvl w:ilvl="0" w:tplc="7A404BDE" w:tentative="1">
+    <w:tmpl w:val="C1EAB722"/>
+    <w:lvl w:ilvl="0" w:tplc="45066182" w:tentative="1">
+      <w:start w:val="1"/>
+      <w:numFmt w:val="bullet"/>
+      <w:lvlText w:val="●"/>
+      <w:lvlJc w:val="left"/>
+      <w:pPr>
+        <w:ind w:left="720" w:hanging="360"/>
+      </w:pPr>
+    </w:lvl>
+    <w:lvl w:ilvl="1" w:tplc="3AAADE00" w:tentative="1">
+      <w:start w:val="1"/>
+      <w:numFmt w:val="bullet"/>
+      <w:lvlText w:val="○"/>
+      <w:lvlJc w:val="left"/>
+      <w:pPr>
+        <w:ind w:left="1440" w:hanging="360"/>
+      </w:pPr>
+    </w:lvl>
+    <w:lvl w:ilvl="2" w:tplc="5B068910" w:tentative="1">
+      <w:start w:val="1"/>
+      <w:numFmt w:val="bullet"/>
+      <w:lvlText w:val="■"/>
+      <w:lvlJc w:val="left"/>
+      <w:pPr>
+        <w:ind w:left="2160" w:hanging="360"/>
+      </w:pPr>
+    </w:lvl>
+    <w:lvl w:ilvl="3" w:tplc="B5FAAF3E" w:tentative="1">
+      <w:start w:val="1"/>
+      <w:numFmt w:val="bullet"/>
+      <w:lvlText w:val="●"/>
+      <w:lvlJc w:val="left"/>
+      <w:pPr>
+        <w:ind w:left="2880" w:hanging="360"/>
+      </w:pPr>
+    </w:lvl>
+    <w:lvl w:ilvl="4" w:tplc="6A6A0338" w:tentative="1">
+      <w:start w:val="1"/>
+      <w:numFmt w:val="bullet"/>
+      <w:lvlText w:val="○"/>
+      <w:lvlJc w:val="left"/>
+      <w:pPr>
+        <w:ind w:left="3600" w:hanging="360"/>
+      </w:pPr>
+    </w:lvl>
+    <w:lvl w:ilvl="5" w:tplc="DBD629D8" w:tentative="1">
+      <w:start w:val="1"/>
+      <w:numFmt w:val="bullet"/>
+      <w:lvlText w:val="■"/>
+      <w:lvlJc w:val="left"/>
+      <w:pPr>
+        <w:ind w:left="4320" w:hanging="360"/>
+      </w:pPr>
+    </w:lvl>
+    <w:lvl w:ilvl="6" w:tplc="A9244272" w:tentative="1">
+      <w:start w:val="1"/>
+      <w:numFmt w:val="bullet"/>
+      <w:lvlText w:val="●"/>
+      <w:lvlJc w:val="left"/>
+      <w:pPr>
+        <w:ind w:left="5040" w:hanging="360"/>
+      </w:pPr>
+    </w:lvl>
+    <w:lvl w:ilvl="7" w:tplc="950A27CA" w:tentative="1">
+      <w:start w:val="1"/>
+      <w:numFmt w:val="bullet"/>
+      <w:lvlText w:val="●"/>
+      <w:lvlJc w:val="left"/>
+      <w:pPr>
+        <w:ind w:left="5760" w:hanging="360"/>
+      </w:pPr>
+    </w:lvl>
+    <w:lvl w:ilvl="8" w:tplc="FD681AFE" w:tentative="1">
+      <w:start w:val="1"/>
+      <w:numFmt w:val="bullet"/>
+      <w:lvlText w:val="●"/>
+      <w:lvlJc w:val="left"/>
+      <w:pPr>
+        <w:ind w:left="6480" w:hanging="360"/>
+      </w:pPr>
+    </w:lvl>
+  </w:abstractNum>
+  <w:abstractNum w:abstractNumId="1" w15:restartNumberingAfterBreak="0">
+    <w:nsid w:val="5E4F35F1"/>
+    <w:multiLevelType w:val="hybridMultilevel"/>
+    <w:tmpl w:val="2ECA659E"/>
+    <w:lvl w:ilvl="0" w:tplc="E3085EEE" w:tentative="1">
       <w:start w:val="1"/>
       <w:numFmt w:val="bullet"/>
       <w:lvlText w:val="•"/>
@@ -4181,7 +4267,7 @@
         <w:ind w:left="400" w:hanging="260"/>
       </w:pPr>
     </w:lvl>
-    <w:lvl w:ilvl="1" w:tplc="045EED5A" w:tentative="1">
+    <w:lvl w:ilvl="1" w:tplc="30F8E47C" w:tentative="1">
       <w:start w:val="1"/>
       <w:numFmt w:val="bullet"/>
       <w:lvlText w:val="–"/>
@@ -4190,7 +4276,7 @@
         <w:ind w:left="760" w:hanging="260"/>
       </w:pPr>
     </w:lvl>
-    <w:lvl w:ilvl="2" w:tplc="217CF930" w:tentative="1">
+    <w:lvl w:ilvl="2" w:tplc="0EAE77CA" w:tentative="1">
       <w:start w:val="1"/>
       <w:numFmt w:val="bullet"/>
       <w:lvlText w:val="·"/>
@@ -4199,179 +4285,93 @@
         <w:ind w:left="1120" w:hanging="260"/>
       </w:pPr>
     </w:lvl>
-    <w:lvl w:ilvl="3" w:tplc="337225C4">
+    <w:lvl w:ilvl="3" w:tplc="DD188720">
       <w:numFmt w:val="decimal"/>
       <w:lvlText w:val=""/>
       <w:lvlJc w:val="left"/>
     </w:lvl>
-    <w:lvl w:ilvl="4" w:tplc="4ADE9F0E">
+    <w:lvl w:ilvl="4" w:tplc="62466EC8">
       <w:numFmt w:val="decimal"/>
       <w:lvlText w:val=""/>
       <w:lvlJc w:val="left"/>
     </w:lvl>
-    <w:lvl w:ilvl="5" w:tplc="7E74CA06">
+    <w:lvl w:ilvl="5" w:tplc="5BB224DA">
       <w:numFmt w:val="decimal"/>
       <w:lvlText w:val=""/>
       <w:lvlJc w:val="left"/>
     </w:lvl>
-    <w:lvl w:ilvl="6" w:tplc="023E52A2">
+    <w:lvl w:ilvl="6" w:tplc="1CC6264E">
       <w:numFmt w:val="decimal"/>
       <w:lvlText w:val=""/>
       <w:lvlJc w:val="left"/>
     </w:lvl>
-    <w:lvl w:ilvl="7" w:tplc="66789978">
+    <w:lvl w:ilvl="7" w:tplc="E36A03BA">
       <w:numFmt w:val="decimal"/>
       <w:lvlText w:val=""/>
       <w:lvlJc w:val="left"/>
     </w:lvl>
-    <w:lvl w:ilvl="8" w:tplc="07C42418">
-      <w:numFmt w:val="decimal"/>
-      <w:lvlText w:val=""/>
-      <w:lvlJc w:val="left"/>
-    </w:lvl>
-  </w:abstractNum>
-  <w:abstractNum w:abstractNumId="1" w15:restartNumberingAfterBreak="0">
-    <w:nsid w:val="6A78431F"/>
-    <w:multiLevelType w:val="hybridMultilevel"/>
-    <w:tmpl w:val="950084B8"/>
-    <w:lvl w:ilvl="0" w:tplc="14B6CDC8" w:tentative="1">
-      <w:start w:val="1"/>
-      <w:numFmt w:val="decimal"/>
-      <w:lvlText w:val="%1."/>
-      <w:lvlJc w:val="left"/>
-      <w:pPr>
-        <w:ind w:left="420" w:hanging="300"/>
-      </w:pPr>
-    </w:lvl>
-    <w:lvl w:ilvl="1" w:tplc="05D6428C">
-      <w:numFmt w:val="decimal"/>
-      <w:lvlText w:val=""/>
-      <w:lvlJc w:val="left"/>
-    </w:lvl>
-    <w:lvl w:ilvl="2" w:tplc="63A8AE78">
-      <w:numFmt w:val="decimal"/>
-      <w:lvlText w:val=""/>
-      <w:lvlJc w:val="left"/>
-    </w:lvl>
-    <w:lvl w:ilvl="3" w:tplc="DB561322">
-      <w:numFmt w:val="decimal"/>
-      <w:lvlText w:val=""/>
-      <w:lvlJc w:val="left"/>
-    </w:lvl>
-    <w:lvl w:ilvl="4" w:tplc="412E022C">
-      <w:numFmt w:val="decimal"/>
-      <w:lvlText w:val=""/>
-      <w:lvlJc w:val="left"/>
-    </w:lvl>
-    <w:lvl w:ilvl="5" w:tplc="D29410BA">
-      <w:numFmt w:val="decimal"/>
-      <w:lvlText w:val=""/>
-      <w:lvlJc w:val="left"/>
-    </w:lvl>
-    <w:lvl w:ilvl="6" w:tplc="0DD857DE">
-      <w:numFmt w:val="decimal"/>
-      <w:lvlText w:val=""/>
-      <w:lvlJc w:val="left"/>
-    </w:lvl>
-    <w:lvl w:ilvl="7" w:tplc="3760A6BC">
-      <w:numFmt w:val="decimal"/>
-      <w:lvlText w:val=""/>
-      <w:lvlJc w:val="left"/>
-    </w:lvl>
-    <w:lvl w:ilvl="8" w:tplc="1A6CE000">
+    <w:lvl w:ilvl="8" w:tplc="46D263D4">
       <w:numFmt w:val="decimal"/>
       <w:lvlText w:val=""/>
       <w:lvlJc w:val="left"/>
     </w:lvl>
   </w:abstractNum>
   <w:abstractNum w:abstractNumId="2" w15:restartNumberingAfterBreak="0">
-    <w:nsid w:val="781A58C9"/>
+    <w:nsid w:val="733163FF"/>
     <w:multiLevelType w:val="hybridMultilevel"/>
-    <w:tmpl w:val="A704AE8C"/>
-    <w:lvl w:ilvl="0" w:tplc="D42427F4" w:tentative="1">
+    <w:tmpl w:val="050E6CB2"/>
+    <w:lvl w:ilvl="0" w:tplc="84BA31B8" w:tentative="1">
       <w:start w:val="1"/>
-      <w:numFmt w:val="bullet"/>
-      <w:lvlText w:val="●"/>
+      <w:numFmt w:val="decimal"/>
+      <w:lvlText w:val="%1."/>
       <w:lvlJc w:val="left"/>
       <w:pPr>
-        <w:ind w:left="720" w:hanging="360"/>
+        <w:ind w:left="420" w:hanging="300"/>
       </w:pPr>
     </w:lvl>
-    <w:lvl w:ilvl="1" w:tplc="3E92D768" w:tentative="1">
-      <w:start w:val="1"/>
-      <w:numFmt w:val="bullet"/>
-      <w:lvlText w:val="○"/>
+    <w:lvl w:ilvl="1" w:tplc="D626F00C">
+      <w:numFmt w:val="decimal"/>
+      <w:lvlText w:val=""/>
       <w:lvlJc w:val="left"/>
-      <w:pPr>
-        <w:ind w:left="1440" w:hanging="360"/>
-      </w:pPr>
     </w:lvl>
-    <w:lvl w:ilvl="2" w:tplc="292E14CA" w:tentative="1">
-      <w:start w:val="1"/>
-      <w:numFmt w:val="bullet"/>
-      <w:lvlText w:val="■"/>
+    <w:lvl w:ilvl="2" w:tplc="AC7807AE">
+      <w:numFmt w:val="decimal"/>
+      <w:lvlText w:val=""/>
       <w:lvlJc w:val="left"/>
-      <w:pPr>
-        <w:ind w:left="2160" w:hanging="360"/>
-      </w:pPr>
     </w:lvl>
-    <w:lvl w:ilvl="3" w:tplc="C6C4EED2" w:tentative="1">
-      <w:start w:val="1"/>
-      <w:numFmt w:val="bullet"/>
-      <w:lvlText w:val="●"/>
+    <w:lvl w:ilvl="3" w:tplc="E530F610">
+      <w:numFmt w:val="decimal"/>
+      <w:lvlText w:val=""/>
       <w:lvlJc w:val="left"/>
-      <w:pPr>
-        <w:ind w:left="2880" w:hanging="360"/>
-      </w:pPr>
     </w:lvl>
-    <w:lvl w:ilvl="4" w:tplc="92FA01EC" w:tentative="1">
-      <w:start w:val="1"/>
-      <w:numFmt w:val="bullet"/>
-      <w:lvlText w:val="○"/>
+    <w:lvl w:ilvl="4" w:tplc="45681856">
+      <w:numFmt w:val="decimal"/>
+      <w:lvlText w:val=""/>
       <w:lvlJc w:val="left"/>
-      <w:pPr>
-        <w:ind w:left="3600" w:hanging="360"/>
-      </w:pPr>
     </w:lvl>
-    <w:lvl w:ilvl="5" w:tplc="F78C57E2" w:tentative="1">
-      <w:start w:val="1"/>
-      <w:numFmt w:val="bullet"/>
-      <w:lvlText w:val="■"/>
+    <w:lvl w:ilvl="5" w:tplc="E3361BE8">
+      <w:numFmt w:val="decimal"/>
+      <w:lvlText w:val=""/>
       <w:lvlJc w:val="left"/>
-      <w:pPr>
-        <w:ind w:left="4320" w:hanging="360"/>
-      </w:pPr>
     </w:lvl>
-    <w:lvl w:ilvl="6" w:tplc="E35E500E" w:tentative="1">
-      <w:start w:val="1"/>
-      <w:numFmt w:val="bullet"/>
-      <w:lvlText w:val="●"/>
+    <w:lvl w:ilvl="6" w:tplc="FD2C4444">
+      <w:numFmt w:val="decimal"/>
+      <w:lvlText w:val=""/>
       <w:lvlJc w:val="left"/>
-      <w:pPr>
-        <w:ind w:left="5040" w:hanging="360"/>
-      </w:pPr>
     </w:lvl>
-    <w:lvl w:ilvl="7" w:tplc="8398F87E" w:tentative="1">
-      <w:start w:val="1"/>
-      <w:numFmt w:val="bullet"/>
-      <w:lvlText w:val="●"/>
+    <w:lvl w:ilvl="7" w:tplc="59403EEA">
+      <w:numFmt w:val="decimal"/>
+      <w:lvlText w:val=""/>
       <w:lvlJc w:val="left"/>
-      <w:pPr>
-        <w:ind w:left="5760" w:hanging="360"/>
-      </w:pPr>
     </w:lvl>
-    <w:lvl w:ilvl="8" w:tplc="8D8E2382" w:tentative="1">
-      <w:start w:val="1"/>
-      <w:numFmt w:val="bullet"/>
-      <w:lvlText w:val="●"/>
+    <w:lvl w:ilvl="8" w:tplc="FA58A9B6">
+      <w:numFmt w:val="decimal"/>
+      <w:lvlText w:val=""/>
       <w:lvlJc w:val="left"/>
-      <w:pPr>
-        <w:ind w:left="6480" w:hanging="360"/>
-      </w:pPr>
     </w:lvl>
   </w:abstractNum>
-  <w:num w:numId="1" w16cid:durableId="1495292667">
-    <w:abstractNumId w:val="2"/>
+  <w:num w:numId="1" w16cid:durableId="1788163942">
+    <w:abstractNumId w:val="0"/>
     <w:lvlOverride w:ilvl="0">
       <w:startOverride w:val="1"/>
     </w:lvlOverride>
@@ -5012,7 +5012,7 @@
     <w:autoRedefine/>
     <w:uiPriority w:val="39"/>
     <w:unhideWhenUsed/>
-    <w:rsid w:val="00B23514"/>
+    <w:rsid w:val="00F708AA"/>
     <w:pPr>
       <w:spacing w:after="100"/>
     </w:pPr>
@@ -5024,7 +5024,7 @@
     <w:autoRedefine/>
     <w:uiPriority w:val="39"/>
     <w:unhideWhenUsed/>
-    <w:rsid w:val="00B23514"/>
+    <w:rsid w:val="00F708AA"/>
     <w:pPr>
       <w:spacing w:after="100"/>
       <w:ind w:left="210"/>

--- a/documentacion/Decisiones_de_arquitectura.docx
+++ b/documentacion/Decisiones_de_arquitectura.docx
@@ -448,7 +448,7 @@
     <w:sdt>
       <w:sdtPr>
         <w:alias w:val="Contenido"/>
-        <w:id w:val="1414817344"/>
+        <w:id w:val="999699042"/>
       </w:sdtPr>
       <w:sdtEndPr/>
       <w:sdtContent>
@@ -477,7 +477,7 @@
           <w:r>
             <w:fldChar w:fldCharType="separate"/>
           </w:r>
-          <w:hyperlink w:anchor="_Toc243305348" w:history="1">
+          <w:hyperlink w:anchor="_Toc243311794" w:history="1">
             <w:r>
               <w:rPr>
                 <w:rStyle w:val="Hipervnculo"/>
@@ -501,7 +501,7 @@
               <w:rPr>
                 <w:noProof/>
               </w:rPr>
-              <w:instrText xml:space="preserve"> PAGEREF _Toc243305348 \h </w:instrText>
+              <w:instrText xml:space="preserve"> PAGEREF _Toc243311794 \h </w:instrText>
             </w:r>
             <w:r>
               <w:rPr>
@@ -544,7 +544,7 @@
               <w14:ligatures w14:val="standardContextual"/>
             </w:rPr>
           </w:pPr>
-          <w:hyperlink w:anchor="_Toc243305349" w:history="1">
+          <w:hyperlink w:anchor="_Toc243311795" w:history="1">
             <w:r>
               <w:rPr>
                 <w:rStyle w:val="Hipervnculo"/>
@@ -568,7 +568,7 @@
               <w:rPr>
                 <w:noProof/>
               </w:rPr>
-              <w:instrText xml:space="preserve"> PAGEREF _Toc243305349 \h </w:instrText>
+              <w:instrText xml:space="preserve"> PAGEREF _Toc243311795 \h </w:instrText>
             </w:r>
             <w:r>
               <w:rPr>
@@ -611,7 +611,7 @@
               <w14:ligatures w14:val="standardContextual"/>
             </w:rPr>
           </w:pPr>
-          <w:hyperlink w:anchor="_Toc243305350" w:history="1">
+          <w:hyperlink w:anchor="_Toc243311796" w:history="1">
             <w:r>
               <w:rPr>
                 <w:rStyle w:val="Hipervnculo"/>
@@ -635,7 +635,7 @@
               <w:rPr>
                 <w:noProof/>
               </w:rPr>
-              <w:instrText xml:space="preserve"> PAGEREF _Toc243305350 \h </w:instrText>
+              <w:instrText xml:space="preserve"> PAGEREF _Toc243311796 \h </w:instrText>
             </w:r>
             <w:r>
               <w:rPr>
@@ -678,7 +678,7 @@
               <w14:ligatures w14:val="standardContextual"/>
             </w:rPr>
           </w:pPr>
-          <w:hyperlink w:anchor="_Toc243305351" w:history="1">
+          <w:hyperlink w:anchor="_Toc243311797" w:history="1">
             <w:r>
               <w:rPr>
                 <w:rStyle w:val="Hipervnculo"/>
@@ -702,7 +702,7 @@
               <w:rPr>
                 <w:noProof/>
               </w:rPr>
-              <w:instrText xml:space="preserve"> PAGEREF _Toc243305351 \h </w:instrText>
+              <w:instrText xml:space="preserve"> PAGEREF _Toc243311797 \h </w:instrText>
             </w:r>
             <w:r>
               <w:rPr>
@@ -745,7 +745,7 @@
               <w14:ligatures w14:val="standardContextual"/>
             </w:rPr>
           </w:pPr>
-          <w:hyperlink w:anchor="_Toc243305352" w:history="1">
+          <w:hyperlink w:anchor="_Toc243311798" w:history="1">
             <w:r>
               <w:rPr>
                 <w:rStyle w:val="Hipervnculo"/>
@@ -769,7 +769,7 @@
               <w:rPr>
                 <w:noProof/>
               </w:rPr>
-              <w:instrText xml:space="preserve"> PAGEREF _Toc243305352 \h </w:instrText>
+              <w:instrText xml:space="preserve"> PAGEREF _Toc243311798 \h </w:instrText>
             </w:r>
             <w:r>
               <w:rPr>
@@ -812,7 +812,7 @@
               <w14:ligatures w14:val="standardContextual"/>
             </w:rPr>
           </w:pPr>
-          <w:hyperlink w:anchor="_Toc243305353" w:history="1">
+          <w:hyperlink w:anchor="_Toc243311799" w:history="1">
             <w:r>
               <w:rPr>
                 <w:rStyle w:val="Hipervnculo"/>
@@ -836,7 +836,7 @@
               <w:rPr>
                 <w:noProof/>
               </w:rPr>
-              <w:instrText xml:space="preserve"> PAGEREF _Toc243305353 \h </w:instrText>
+              <w:instrText xml:space="preserve"> PAGEREF _Toc243311799 \h </w:instrText>
             </w:r>
             <w:r>
               <w:rPr>
@@ -879,7 +879,7 @@
               <w14:ligatures w14:val="standardContextual"/>
             </w:rPr>
           </w:pPr>
-          <w:hyperlink w:anchor="_Toc243305354" w:history="1">
+          <w:hyperlink w:anchor="_Toc243311800" w:history="1">
             <w:r>
               <w:rPr>
                 <w:rStyle w:val="Hipervnculo"/>
@@ -903,7 +903,7 @@
               <w:rPr>
                 <w:noProof/>
               </w:rPr>
-              <w:instrText xml:space="preserve"> PAGEREF _Toc243305354 \h </w:instrText>
+              <w:instrText xml:space="preserve"> PAGEREF _Toc243311800 \h </w:instrText>
             </w:r>
             <w:r>
               <w:rPr>
@@ -946,7 +946,7 @@
               <w14:ligatures w14:val="standardContextual"/>
             </w:rPr>
           </w:pPr>
-          <w:hyperlink w:anchor="_Toc243305355" w:history="1">
+          <w:hyperlink w:anchor="_Toc243311801" w:history="1">
             <w:r>
               <w:rPr>
                 <w:rStyle w:val="Hipervnculo"/>
@@ -970,7 +970,7 @@
               <w:rPr>
                 <w:noProof/>
               </w:rPr>
-              <w:instrText xml:space="preserve"> PAGEREF _Toc243305355 \h </w:instrText>
+              <w:instrText xml:space="preserve"> PAGEREF _Toc243311801 \h </w:instrText>
             </w:r>
             <w:r>
               <w:rPr>
@@ -1013,7 +1013,7 @@
               <w14:ligatures w14:val="standardContextual"/>
             </w:rPr>
           </w:pPr>
-          <w:hyperlink w:anchor="_Toc243305356" w:history="1">
+          <w:hyperlink w:anchor="_Toc243311802" w:history="1">
             <w:r>
               <w:rPr>
                 <w:rStyle w:val="Hipervnculo"/>
@@ -1037,7 +1037,7 @@
               <w:rPr>
                 <w:noProof/>
               </w:rPr>
-              <w:instrText xml:space="preserve"> PAGEREF _Toc243305356 \h </w:instrText>
+              <w:instrText xml:space="preserve"> PAGEREF _Toc243311802 \h </w:instrText>
             </w:r>
             <w:r>
               <w:rPr>
@@ -1080,7 +1080,7 @@
               <w14:ligatures w14:val="standardContextual"/>
             </w:rPr>
           </w:pPr>
-          <w:hyperlink w:anchor="_Toc243305357" w:history="1">
+          <w:hyperlink w:anchor="_Toc243311803" w:history="1">
             <w:r>
               <w:rPr>
                 <w:rStyle w:val="Hipervnculo"/>
@@ -1104,7 +1104,7 @@
               <w:rPr>
                 <w:noProof/>
               </w:rPr>
-              <w:instrText xml:space="preserve"> PAGEREF _Toc243305357 \h </w:instrText>
+              <w:instrText xml:space="preserve"> PAGEREF _Toc243311803 \h </w:instrText>
             </w:r>
             <w:r>
               <w:rPr>
@@ -1147,7 +1147,7 @@
               <w14:ligatures w14:val="standardContextual"/>
             </w:rPr>
           </w:pPr>
-          <w:hyperlink w:anchor="_Toc243305358" w:history="1">
+          <w:hyperlink w:anchor="_Toc243311804" w:history="1">
             <w:r>
               <w:rPr>
                 <w:rStyle w:val="Hipervnculo"/>
@@ -1171,7 +1171,7 @@
               <w:rPr>
                 <w:noProof/>
               </w:rPr>
-              <w:instrText xml:space="preserve"> PAGEREF _Toc243305358 \h </w:instrText>
+              <w:instrText xml:space="preserve"> PAGEREF _Toc243311804 \h </w:instrText>
             </w:r>
             <w:r>
               <w:rPr>
@@ -1214,7 +1214,7 @@
               <w14:ligatures w14:val="standardContextual"/>
             </w:rPr>
           </w:pPr>
-          <w:hyperlink w:anchor="_Toc243305359" w:history="1">
+          <w:hyperlink w:anchor="_Toc243311805" w:history="1">
             <w:r>
               <w:rPr>
                 <w:rStyle w:val="Hipervnculo"/>
@@ -1238,7 +1238,7 @@
               <w:rPr>
                 <w:noProof/>
               </w:rPr>
-              <w:instrText xml:space="preserve"> PAGEREF _Toc243305359 \h </w:instrText>
+              <w:instrText xml:space="preserve"> PAGEREF _Toc243311805 \h </w:instrText>
             </w:r>
             <w:r>
               <w:rPr>
@@ -1281,7 +1281,7 @@
               <w14:ligatures w14:val="standardContextual"/>
             </w:rPr>
           </w:pPr>
-          <w:hyperlink w:anchor="_Toc243305360" w:history="1">
+          <w:hyperlink w:anchor="_Toc243311806" w:history="1">
             <w:r>
               <w:rPr>
                 <w:rStyle w:val="Hipervnculo"/>
@@ -1305,7 +1305,7 @@
               <w:rPr>
                 <w:noProof/>
               </w:rPr>
-              <w:instrText xml:space="preserve"> PAGEREF _Toc243305360 \h </w:instrText>
+              <w:instrText xml:space="preserve"> PAGEREF _Toc243311806 \h </w:instrText>
             </w:r>
             <w:r>
               <w:rPr>
@@ -1348,7 +1348,7 @@
               <w14:ligatures w14:val="standardContextual"/>
             </w:rPr>
           </w:pPr>
-          <w:hyperlink w:anchor="_Toc243305361" w:history="1">
+          <w:hyperlink w:anchor="_Toc243311807" w:history="1">
             <w:r>
               <w:rPr>
                 <w:rStyle w:val="Hipervnculo"/>
@@ -1372,7 +1372,7 @@
               <w:rPr>
                 <w:noProof/>
               </w:rPr>
-              <w:instrText xml:space="preserve"> PAGEREF _Toc243305361 \h </w:instrText>
+              <w:instrText xml:space="preserve"> PAGEREF _Toc243311807 \h </w:instrText>
             </w:r>
             <w:r>
               <w:rPr>
@@ -1415,7 +1415,7 @@
               <w14:ligatures w14:val="standardContextual"/>
             </w:rPr>
           </w:pPr>
-          <w:hyperlink w:anchor="_Toc243305362" w:history="1">
+          <w:hyperlink w:anchor="_Toc243311808" w:history="1">
             <w:r>
               <w:rPr>
                 <w:rStyle w:val="Hipervnculo"/>
@@ -1439,7 +1439,7 @@
               <w:rPr>
                 <w:noProof/>
               </w:rPr>
-              <w:instrText xml:space="preserve"> PAGEREF _Toc243305362 \h </w:instrText>
+              <w:instrText xml:space="preserve"> PAGEREF _Toc243311808 \h </w:instrText>
             </w:r>
             <w:r>
               <w:rPr>
@@ -1482,7 +1482,7 @@
               <w14:ligatures w14:val="standardContextual"/>
             </w:rPr>
           </w:pPr>
-          <w:hyperlink w:anchor="_Toc243305363" w:history="1">
+          <w:hyperlink w:anchor="_Toc243311809" w:history="1">
             <w:r>
               <w:rPr>
                 <w:rStyle w:val="Hipervnculo"/>
@@ -1506,7 +1506,7 @@
               <w:rPr>
                 <w:noProof/>
               </w:rPr>
-              <w:instrText xml:space="preserve"> PAGEREF _Toc243305363 \h </w:instrText>
+              <w:instrText xml:space="preserve"> PAGEREF _Toc243311809 \h </w:instrText>
             </w:r>
             <w:r>
               <w:rPr>
@@ -1549,7 +1549,7 @@
               <w14:ligatures w14:val="standardContextual"/>
             </w:rPr>
           </w:pPr>
-          <w:hyperlink w:anchor="_Toc243305364" w:history="1">
+          <w:hyperlink w:anchor="_Toc243311810" w:history="1">
             <w:r>
               <w:rPr>
                 <w:rStyle w:val="Hipervnculo"/>
@@ -1573,7 +1573,7 @@
               <w:rPr>
                 <w:noProof/>
               </w:rPr>
-              <w:instrText xml:space="preserve"> PAGEREF _Toc243305364 \h </w:instrText>
+              <w:instrText xml:space="preserve"> PAGEREF _Toc243311810 \h </w:instrText>
             </w:r>
             <w:r>
               <w:rPr>
@@ -1616,7 +1616,7 @@
               <w14:ligatures w14:val="standardContextual"/>
             </w:rPr>
           </w:pPr>
-          <w:hyperlink w:anchor="_Toc243305365" w:history="1">
+          <w:hyperlink w:anchor="_Toc243311811" w:history="1">
             <w:r>
               <w:rPr>
                 <w:rStyle w:val="Hipervnculo"/>
@@ -1640,7 +1640,7 @@
               <w:rPr>
                 <w:noProof/>
               </w:rPr>
-              <w:instrText xml:space="preserve"> PAGEREF _Toc243305365 \h </w:instrText>
+              <w:instrText xml:space="preserve"> PAGEREF _Toc243311811 \h </w:instrText>
             </w:r>
             <w:r>
               <w:rPr>
@@ -1683,7 +1683,7 @@
               <w14:ligatures w14:val="standardContextual"/>
             </w:rPr>
           </w:pPr>
-          <w:hyperlink w:anchor="_Toc243305366" w:history="1">
+          <w:hyperlink w:anchor="_Toc243311812" w:history="1">
             <w:r>
               <w:rPr>
                 <w:rStyle w:val="Hipervnculo"/>
@@ -1707,7 +1707,7 @@
               <w:rPr>
                 <w:noProof/>
               </w:rPr>
-              <w:instrText xml:space="preserve"> PAGEREF _Toc243305366 \h </w:instrText>
+              <w:instrText xml:space="preserve"> PAGEREF _Toc243311812 \h </w:instrText>
             </w:r>
             <w:r>
               <w:rPr>
@@ -1751,7 +1751,7 @@
         <w:pStyle w:val="Ttulo1"/>
         <w:keepNext/>
       </w:pPr>
-      <w:bookmarkStart w:id="0" w:name="_Toc243305348"/>
+      <w:bookmarkStart w:id="0" w:name="_Toc243311794"/>
       <w:r>
         <w:t>1. Cómo leer este documento</w:t>
       </w:r>
@@ -1782,7 +1782,7 @@
         <w:pStyle w:val="Ttulo1"/>
         <w:keepNext/>
       </w:pPr>
-      <w:bookmarkStart w:id="1" w:name="_Toc243305349"/>
+      <w:bookmarkStart w:id="1" w:name="_Toc243311795"/>
       <w:r>
         <w:t>2. Decisiones</w:t>
       </w:r>
@@ -1793,7 +1793,7 @@
         <w:pStyle w:val="Ttulo2"/>
         <w:keepNext/>
       </w:pPr>
-      <w:bookmarkStart w:id="2" w:name="_Toc243305350"/>
+      <w:bookmarkStart w:id="2" w:name="_Toc243311796"/>
       <w:r>
         <w:t>ADR-01. Monolito modular en vez de microservicios</w:t>
       </w:r>
@@ -1911,7 +1911,7 @@
         <w:pStyle w:val="Ttulo2"/>
         <w:keepNext/>
       </w:pPr>
-      <w:bookmarkStart w:id="3" w:name="_Toc243305351"/>
+      <w:bookmarkStart w:id="3" w:name="_Toc243311797"/>
       <w:r>
         <w:t>ADR-02. Puertas entre módulos verificadas por ESLint</w:t>
       </w:r>
@@ -2074,7 +2074,7 @@
         <w:pStyle w:val="Ttulo2"/>
         <w:keepNext/>
       </w:pPr>
-      <w:bookmarkStart w:id="4" w:name="_Toc243305352"/>
+      <w:bookmarkStart w:id="4" w:name="_Toc243311798"/>
       <w:r>
         <w:t>ADR-03. Cada tabla tiene un solo módulo dueño</w:t>
       </w:r>
@@ -2204,7 +2204,7 @@
         <w:pStyle w:val="Ttulo2"/>
         <w:keepNext/>
       </w:pPr>
-      <w:bookmarkStart w:id="5" w:name="_Toc243305353"/>
+      <w:bookmarkStart w:id="5" w:name="_Toc243311799"/>
       <w:r>
         <w:t>ADR-04. Un solo camino para cambiar el estado de un equipo</w:t>
       </w:r>
@@ -2334,7 +2334,7 @@
         <w:pStyle w:val="Ttulo2"/>
         <w:keepNext/>
       </w:pPr>
-      <w:bookmarkStart w:id="6" w:name="_Toc243305354"/>
+      <w:bookmarkStart w:id="6" w:name="_Toc243311800"/>
       <w:r>
         <w:t>ADR-05. Las rutas solo orquestan; la lógica vive en los servicios</w:t>
       </w:r>
@@ -2488,7 +2488,7 @@
         <w:pStyle w:val="Ttulo2"/>
         <w:keepNext/>
       </w:pPr>
-      <w:bookmarkStart w:id="7" w:name="_Toc243305355"/>
+      <w:bookmarkStart w:id="7" w:name="_Toc243311801"/>
       <w:r>
         <w:t>ADR-06. Matriz de permisos única</w:t>
       </w:r>
@@ -2630,7 +2630,7 @@
         <w:pStyle w:val="Ttulo2"/>
         <w:keepNext/>
       </w:pPr>
-      <w:bookmarkStart w:id="8" w:name="_Toc243305356"/>
+      <w:bookmarkStart w:id="8" w:name="_Toc243311802"/>
       <w:r>
         <w:t>ADR-07. Dos roles: administrador y técnico</w:t>
       </w:r>
@@ -2748,7 +2748,7 @@
         <w:pStyle w:val="Ttulo2"/>
         <w:keepNext/>
       </w:pPr>
-      <w:bookmarkStart w:id="9" w:name="_Toc243305357"/>
+      <w:bookmarkStart w:id="9" w:name="_Toc243311803"/>
       <w:r>
         <w:t>ADR-08. La sede es un dato, no un candado</w:t>
       </w:r>
@@ -2842,7 +2842,7 @@
         <w:pStyle w:val="Ttulo2"/>
         <w:keepNext/>
       </w:pPr>
-      <w:bookmarkStart w:id="10" w:name="_Toc243305358"/>
+      <w:bookmarkStart w:id="10" w:name="_Toc243311804"/>
       <w:r>
         <w:t>ADR-09. Migraciones versionadas como única vía de cambio del schema</w:t>
       </w:r>
@@ -3008,7 +3008,7 @@
         <w:pStyle w:val="Ttulo2"/>
         <w:keepNext/>
       </w:pPr>
-      <w:bookmarkStart w:id="11" w:name="_Toc243305359"/>
+      <w:bookmarkStart w:id="11" w:name="_Toc243311805"/>
       <w:r>
         <w:t>ADR-10. SPEC primero (Spec Driven Design)</w:t>
       </w:r>
@@ -3102,7 +3102,7 @@
         <w:pStyle w:val="Ttulo2"/>
         <w:keepNext/>
       </w:pPr>
-      <w:bookmarkStart w:id="12" w:name="_Toc243305360"/>
+      <w:bookmarkStart w:id="12" w:name="_Toc243311806"/>
       <w:r>
         <w:t>ADR-11. Sesiones JWT revalidadas en cada petición</w:t>
       </w:r>
@@ -3196,7 +3196,7 @@
         <w:pStyle w:val="Ttulo2"/>
         <w:keepNext/>
       </w:pPr>
-      <w:bookmarkStart w:id="13" w:name="_Toc243305361"/>
+      <w:bookmarkStart w:id="13" w:name="_Toc243311807"/>
       <w:r>
         <w:t>ADR-12. Bajas definitivas y borrado restringido</w:t>
       </w:r>
@@ -3302,7 +3302,7 @@
         <w:pStyle w:val="Ttulo2"/>
         <w:keepNext/>
       </w:pPr>
-      <w:bookmarkStart w:id="14" w:name="_Toc243305362"/>
+      <w:bookmarkStart w:id="14" w:name="_Toc243311808"/>
       <w:r>
         <w:t>ADR-13. PDF generados en el servidor con react-pdf</w:t>
       </w:r>
@@ -3444,7 +3444,7 @@
         <w:pStyle w:val="Ttulo2"/>
         <w:keepNext/>
       </w:pPr>
-      <w:bookmarkStart w:id="15" w:name="_Toc243305363"/>
+      <w:bookmarkStart w:id="15" w:name="_Toc243311809"/>
       <w:r>
         <w:t>ADR-14. Errores sin datos internos para el usuario</w:t>
       </w:r>
@@ -3562,7 +3562,7 @@
         <w:pStyle w:val="Ttulo2"/>
         <w:keepNext/>
       </w:pPr>
-      <w:bookmarkStart w:id="16" w:name="_Toc243305364"/>
+      <w:bookmarkStart w:id="16" w:name="_Toc243311810"/>
       <w:r>
         <w:t>ADR-15. Tema claro y oscuro con tokens de diseño</w:t>
       </w:r>
@@ -3725,7 +3725,7 @@
         <w:pStyle w:val="Ttulo2"/>
         <w:keepNext/>
       </w:pPr>
-      <w:bookmarkStart w:id="17" w:name="_Toc243305365"/>
+      <w:bookmarkStart w:id="17" w:name="_Toc243311811"/>
       <w:r>
         <w:t>ADR-16. Catálogos del equipo con llave foránea</w:t>
       </w:r>
@@ -3891,7 +3891,7 @@
         <w:pStyle w:val="Ttulo2"/>
         <w:keepNext/>
       </w:pPr>
-      <w:bookmarkStart w:id="18" w:name="_Toc243305366"/>
+      <w:bookmarkStart w:id="18" w:name="_Toc243311812"/>
       <w:r>
         <w:t>ADR-17. Configuración simple: sin bloqueo por equipo ni sedes desactivadas</w:t>
       </w:r>
@@ -4169,96 +4169,10 @@
 <file path=word/numbering.xml><?xml version="1.0" encoding="utf-8"?>
 <w:numbering xmlns:wpc="http://schemas.microsoft.com/office/word/2010/wordprocessingCanvas" xmlns:cx="http://schemas.microsoft.com/office/drawing/2014/chartex" xmlns:cx1="http://schemas.microsoft.com/office/drawing/2015/9/8/chartex" xmlns:cx2="http://schemas.microsoft.com/office/drawing/2015/10/21/chartex" xmlns:cx3="http://schemas.microsoft.com/office/drawing/2016/5/9/chartex" xmlns:cx4="http://schemas.microsoft.com/office/drawing/2016/5/10/chartex" xmlns:cx5="http://schemas.microsoft.com/office/drawing/2016/5/11/chartex" xmlns:cx6="http://schemas.microsoft.com/office/drawing/2016/5/12/chartex" xmlns:cx7="http://schemas.microsoft.com/office/drawing/2016/5/13/chartex" xmlns:cx8="http://schemas.microsoft.com/office/drawing/2016/5/14/chartex" xmlns:mc="http://schemas.openxmlformats.org/markup-compatibility/2006" xmlns:aink="http://schemas.microsoft.com/office/drawing/2016/ink" xmlns:am3d="http://schemas.microsoft.com/office/drawing/2017/model3d" xmlns:o="urn:schemas-microsoft-com:office:office" xmlns:oel="http://schemas.microsoft.com/office/2019/extlst" xmlns:r="http://schemas.openxmlformats.org/officeDocument/2006/relationships" xmlns:m="http://schemas.openxmlformats.org/officeDocument/2006/math" xmlns:v="urn:schemas-microsoft-com:vml" xmlns:wp14="http://schemas.microsoft.com/office/word/2010/wordprocessingDrawing" xmlns:wp="http://schemas.openxmlformats.org/drawingml/2006/wordprocessingDrawing" xmlns:w10="urn:schemas-microsoft-com:office:word" xmlns:w="http://schemas.openxmlformats.org/wordprocessingml/2006/main" xmlns:w14="http://schemas.microsoft.com/office/word/2010/wordml" xmlns:w15="http://schemas.microsoft.com/office/word/2012/wordml" xmlns:w16cex="http://schemas.microsoft.com/office/word/2018/wordml/cex" xmlns:w16cid="http://schemas.microsoft.com/office/word/2016/wordml/cid" xmlns:w16="http://schemas.microsoft.com/office/word/2018/wordml" xmlns:w16du="http://schemas.microsoft.com/office/word/2023/wordml/word16du" xmlns:w16sdtdh="http://schemas.microsoft.com/office/word/2020/wordml/sdtdatahash" xmlns:w16sdtfl="http://schemas.microsoft.com/office/word/2024/wordml/sdtformatlock" xmlns:w16se="http://schemas.microsoft.com/office/word/2015/wordml/symex" xmlns:wpg="http://schemas.microsoft.com/office/word/2010/wordprocessingGroup" xmlns:wpi="http://schemas.microsoft.com/office/word/2010/wordprocessingInk" xmlns:wne="http://schemas.microsoft.com/office/word/2006/wordml" xmlns:wps="http://schemas.microsoft.com/office/word/2010/wordprocessingShape" mc:Ignorable="w14 w15 w16se w16cid w16 w16cex w16sdtdh w16sdtfl w16du wp14">
   <w:abstractNum w:abstractNumId="0" w15:restartNumberingAfterBreak="0">
-    <w:nsid w:val="32E37BDF"/>
+    <w:nsid w:val="223A4425"/>
     <w:multiLevelType w:val="hybridMultilevel"/>
-    <w:tmpl w:val="C1EAB722"/>
-    <w:lvl w:ilvl="0" w:tplc="45066182" w:tentative="1">
-      <w:start w:val="1"/>
-      <w:numFmt w:val="bullet"/>
-      <w:lvlText w:val="●"/>
-      <w:lvlJc w:val="left"/>
-      <w:pPr>
-        <w:ind w:left="720" w:hanging="360"/>
-      </w:pPr>
-    </w:lvl>
-    <w:lvl w:ilvl="1" w:tplc="3AAADE00" w:tentative="1">
-      <w:start w:val="1"/>
-      <w:numFmt w:val="bullet"/>
-      <w:lvlText w:val="○"/>
-      <w:lvlJc w:val="left"/>
-      <w:pPr>
-        <w:ind w:left="1440" w:hanging="360"/>
-      </w:pPr>
-    </w:lvl>
-    <w:lvl w:ilvl="2" w:tplc="5B068910" w:tentative="1">
-      <w:start w:val="1"/>
-      <w:numFmt w:val="bullet"/>
-      <w:lvlText w:val="■"/>
-      <w:lvlJc w:val="left"/>
-      <w:pPr>
-        <w:ind w:left="2160" w:hanging="360"/>
-      </w:pPr>
-    </w:lvl>
-    <w:lvl w:ilvl="3" w:tplc="B5FAAF3E" w:tentative="1">
-      <w:start w:val="1"/>
-      <w:numFmt w:val="bullet"/>
-      <w:lvlText w:val="●"/>
-      <w:lvlJc w:val="left"/>
-      <w:pPr>
-        <w:ind w:left="2880" w:hanging="360"/>
-      </w:pPr>
-    </w:lvl>
-    <w:lvl w:ilvl="4" w:tplc="6A6A0338" w:tentative="1">
-      <w:start w:val="1"/>
-      <w:numFmt w:val="bullet"/>
-      <w:lvlText w:val="○"/>
-      <w:lvlJc w:val="left"/>
-      <w:pPr>
-        <w:ind w:left="3600" w:hanging="360"/>
-      </w:pPr>
-    </w:lvl>
-    <w:lvl w:ilvl="5" w:tplc="DBD629D8" w:tentative="1">
-      <w:start w:val="1"/>
-      <w:numFmt w:val="bullet"/>
-      <w:lvlText w:val="■"/>
-      <w:lvlJc w:val="left"/>
-      <w:pPr>
-        <w:ind w:left="4320" w:hanging="360"/>
-      </w:pPr>
-    </w:lvl>
-    <w:lvl w:ilvl="6" w:tplc="A9244272" w:tentative="1">
-      <w:start w:val="1"/>
-      <w:numFmt w:val="bullet"/>
-      <w:lvlText w:val="●"/>
-      <w:lvlJc w:val="left"/>
-      <w:pPr>
-        <w:ind w:left="5040" w:hanging="360"/>
-      </w:pPr>
-    </w:lvl>
-    <w:lvl w:ilvl="7" w:tplc="950A27CA" w:tentative="1">
-      <w:start w:val="1"/>
-      <w:numFmt w:val="bullet"/>
-      <w:lvlText w:val="●"/>
-      <w:lvlJc w:val="left"/>
-      <w:pPr>
-        <w:ind w:left="5760" w:hanging="360"/>
-      </w:pPr>
-    </w:lvl>
-    <w:lvl w:ilvl="8" w:tplc="FD681AFE" w:tentative="1">
-      <w:start w:val="1"/>
-      <w:numFmt w:val="bullet"/>
-      <w:lvlText w:val="●"/>
-      <w:lvlJc w:val="left"/>
-      <w:pPr>
-        <w:ind w:left="6480" w:hanging="360"/>
-      </w:pPr>
-    </w:lvl>
-  </w:abstractNum>
-  <w:abstractNum w:abstractNumId="1" w15:restartNumberingAfterBreak="0">
-    <w:nsid w:val="5E4F35F1"/>
-    <w:multiLevelType w:val="hybridMultilevel"/>
-    <w:tmpl w:val="2ECA659E"/>
-    <w:lvl w:ilvl="0" w:tplc="E3085EEE" w:tentative="1">
+    <w:tmpl w:val="07186E34"/>
+    <w:lvl w:ilvl="0" w:tplc="48F6804A" w:tentative="1">
       <w:start w:val="1"/>
       <w:numFmt w:val="bullet"/>
       <w:lvlText w:val="•"/>
@@ -4267,7 +4181,7 @@
         <w:ind w:left="400" w:hanging="260"/>
       </w:pPr>
     </w:lvl>
-    <w:lvl w:ilvl="1" w:tplc="30F8E47C" w:tentative="1">
+    <w:lvl w:ilvl="1" w:tplc="0A1C52C6" w:tentative="1">
       <w:start w:val="1"/>
       <w:numFmt w:val="bullet"/>
       <w:lvlText w:val="–"/>
@@ -4276,7 +4190,7 @@
         <w:ind w:left="760" w:hanging="260"/>
       </w:pPr>
     </w:lvl>
-    <w:lvl w:ilvl="2" w:tplc="0EAE77CA" w:tentative="1">
+    <w:lvl w:ilvl="2" w:tplc="CC36D54C" w:tentative="1">
       <w:start w:val="1"/>
       <w:numFmt w:val="bullet"/>
       <w:lvlText w:val="·"/>
@@ -4285,93 +4199,179 @@
         <w:ind w:left="1120" w:hanging="260"/>
       </w:pPr>
     </w:lvl>
-    <w:lvl w:ilvl="3" w:tplc="DD188720">
+    <w:lvl w:ilvl="3" w:tplc="563CC62A">
       <w:numFmt w:val="decimal"/>
       <w:lvlText w:val=""/>
       <w:lvlJc w:val="left"/>
     </w:lvl>
-    <w:lvl w:ilvl="4" w:tplc="62466EC8">
+    <w:lvl w:ilvl="4" w:tplc="AD46D062">
       <w:numFmt w:val="decimal"/>
       <w:lvlText w:val=""/>
       <w:lvlJc w:val="left"/>
     </w:lvl>
-    <w:lvl w:ilvl="5" w:tplc="5BB224DA">
+    <w:lvl w:ilvl="5" w:tplc="E4D20FD8">
       <w:numFmt w:val="decimal"/>
       <w:lvlText w:val=""/>
       <w:lvlJc w:val="left"/>
     </w:lvl>
-    <w:lvl w:ilvl="6" w:tplc="1CC6264E">
+    <w:lvl w:ilvl="6" w:tplc="18CA3B82">
       <w:numFmt w:val="decimal"/>
       <w:lvlText w:val=""/>
       <w:lvlJc w:val="left"/>
     </w:lvl>
-    <w:lvl w:ilvl="7" w:tplc="E36A03BA">
+    <w:lvl w:ilvl="7" w:tplc="4D7C0742">
       <w:numFmt w:val="decimal"/>
       <w:lvlText w:val=""/>
       <w:lvlJc w:val="left"/>
     </w:lvl>
-    <w:lvl w:ilvl="8" w:tplc="46D263D4">
+    <w:lvl w:ilvl="8" w:tplc="E64C988C">
+      <w:numFmt w:val="decimal"/>
+      <w:lvlText w:val=""/>
+      <w:lvlJc w:val="left"/>
+    </w:lvl>
+  </w:abstractNum>
+  <w:abstractNum w:abstractNumId="1" w15:restartNumberingAfterBreak="0">
+    <w:nsid w:val="2B994D9D"/>
+    <w:multiLevelType w:val="hybridMultilevel"/>
+    <w:tmpl w:val="6D76E8B8"/>
+    <w:lvl w:ilvl="0" w:tplc="77F0AEF0" w:tentative="1">
+      <w:start w:val="1"/>
+      <w:numFmt w:val="decimal"/>
+      <w:lvlText w:val="%1."/>
+      <w:lvlJc w:val="left"/>
+      <w:pPr>
+        <w:ind w:left="420" w:hanging="300"/>
+      </w:pPr>
+    </w:lvl>
+    <w:lvl w:ilvl="1" w:tplc="AE4882FC">
+      <w:numFmt w:val="decimal"/>
+      <w:lvlText w:val=""/>
+      <w:lvlJc w:val="left"/>
+    </w:lvl>
+    <w:lvl w:ilvl="2" w:tplc="7B34FCF2">
+      <w:numFmt w:val="decimal"/>
+      <w:lvlText w:val=""/>
+      <w:lvlJc w:val="left"/>
+    </w:lvl>
+    <w:lvl w:ilvl="3" w:tplc="5B9A767A">
+      <w:numFmt w:val="decimal"/>
+      <w:lvlText w:val=""/>
+      <w:lvlJc w:val="left"/>
+    </w:lvl>
+    <w:lvl w:ilvl="4" w:tplc="ACBE9CC8">
+      <w:numFmt w:val="decimal"/>
+      <w:lvlText w:val=""/>
+      <w:lvlJc w:val="left"/>
+    </w:lvl>
+    <w:lvl w:ilvl="5" w:tplc="38989FE4">
+      <w:numFmt w:val="decimal"/>
+      <w:lvlText w:val=""/>
+      <w:lvlJc w:val="left"/>
+    </w:lvl>
+    <w:lvl w:ilvl="6" w:tplc="677C5A0A">
+      <w:numFmt w:val="decimal"/>
+      <w:lvlText w:val=""/>
+      <w:lvlJc w:val="left"/>
+    </w:lvl>
+    <w:lvl w:ilvl="7" w:tplc="A1302596">
+      <w:numFmt w:val="decimal"/>
+      <w:lvlText w:val=""/>
+      <w:lvlJc w:val="left"/>
+    </w:lvl>
+    <w:lvl w:ilvl="8" w:tplc="4C2C91D2">
       <w:numFmt w:val="decimal"/>
       <w:lvlText w:val=""/>
       <w:lvlJc w:val="left"/>
     </w:lvl>
   </w:abstractNum>
   <w:abstractNum w:abstractNumId="2" w15:restartNumberingAfterBreak="0">
-    <w:nsid w:val="733163FF"/>
+    <w:nsid w:val="78E37F9A"/>
     <w:multiLevelType w:val="hybridMultilevel"/>
-    <w:tmpl w:val="050E6CB2"/>
-    <w:lvl w:ilvl="0" w:tplc="84BA31B8" w:tentative="1">
+    <w:tmpl w:val="29B2E1AE"/>
+    <w:lvl w:ilvl="0" w:tplc="5A6A0B64" w:tentative="1">
       <w:start w:val="1"/>
-      <w:numFmt w:val="decimal"/>
-      <w:lvlText w:val="%1."/>
+      <w:numFmt w:val="bullet"/>
+      <w:lvlText w:val="●"/>
       <w:lvlJc w:val="left"/>
       <w:pPr>
-        <w:ind w:left="420" w:hanging="300"/>
+        <w:ind w:left="720" w:hanging="360"/>
       </w:pPr>
     </w:lvl>
-    <w:lvl w:ilvl="1" w:tplc="D626F00C">
-      <w:numFmt w:val="decimal"/>
-      <w:lvlText w:val=""/>
+    <w:lvl w:ilvl="1" w:tplc="667030A2" w:tentative="1">
+      <w:start w:val="1"/>
+      <w:numFmt w:val="bullet"/>
+      <w:lvlText w:val="○"/>
       <w:lvlJc w:val="left"/>
+      <w:pPr>
+        <w:ind w:left="1440" w:hanging="360"/>
+      </w:pPr>
     </w:lvl>
-    <w:lvl w:ilvl="2" w:tplc="AC7807AE">
-      <w:numFmt w:val="decimal"/>
-      <w:lvlText w:val=""/>
+    <w:lvl w:ilvl="2" w:tplc="176603B2" w:tentative="1">
+      <w:start w:val="1"/>
+      <w:numFmt w:val="bullet"/>
+      <w:lvlText w:val="■"/>
       <w:lvlJc w:val="left"/>
+      <w:pPr>
+        <w:ind w:left="2160" w:hanging="360"/>
+      </w:pPr>
     </w:lvl>
-    <w:lvl w:ilvl="3" w:tplc="E530F610">
-      <w:numFmt w:val="decimal"/>
-      <w:lvlText w:val=""/>
+    <w:lvl w:ilvl="3" w:tplc="3110A296" w:tentative="1">
+      <w:start w:val="1"/>
+      <w:numFmt w:val="bullet"/>
+      <w:lvlText w:val="●"/>
       <w:lvlJc w:val="left"/>
+      <w:pPr>
+        <w:ind w:left="2880" w:hanging="360"/>
+      </w:pPr>
     </w:lvl>
-    <w:lvl w:ilvl="4" w:tplc="45681856">
-      <w:numFmt w:val="decimal"/>
-      <w:lvlText w:val=""/>
+    <w:lvl w:ilvl="4" w:tplc="CB76FFB8" w:tentative="1">
+      <w:start w:val="1"/>
+      <w:numFmt w:val="bullet"/>
+      <w:lvlText w:val="○"/>
       <w:lvlJc w:val="left"/>
+      <w:pPr>
+        <w:ind w:left="3600" w:hanging="360"/>
+      </w:pPr>
     </w:lvl>
-    <w:lvl w:ilvl="5" w:tplc="E3361BE8">
-      <w:numFmt w:val="decimal"/>
-      <w:lvlText w:val=""/>
+    <w:lvl w:ilvl="5" w:tplc="C1128AA6" w:tentative="1">
+      <w:start w:val="1"/>
+      <w:numFmt w:val="bullet"/>
+      <w:lvlText w:val="■"/>
       <w:lvlJc w:val="left"/>
+      <w:pPr>
+        <w:ind w:left="4320" w:hanging="360"/>
+      </w:pPr>
     </w:lvl>
-    <w:lvl w:ilvl="6" w:tplc="FD2C4444">
-      <w:numFmt w:val="decimal"/>
-      <w:lvlText w:val=""/>
+    <w:lvl w:ilvl="6" w:tplc="A5CE45BC" w:tentative="1">
+      <w:start w:val="1"/>
+      <w:numFmt w:val="bullet"/>
+      <w:lvlText w:val="●"/>
       <w:lvlJc w:val="left"/>
+      <w:pPr>
+        <w:ind w:left="5040" w:hanging="360"/>
+      </w:pPr>
     </w:lvl>
-    <w:lvl w:ilvl="7" w:tplc="59403EEA">
-      <w:numFmt w:val="decimal"/>
-      <w:lvlText w:val=""/>
+    <w:lvl w:ilvl="7" w:tplc="952C323C" w:tentative="1">
+      <w:start w:val="1"/>
+      <w:numFmt w:val="bullet"/>
+      <w:lvlText w:val="●"/>
       <w:lvlJc w:val="left"/>
+      <w:pPr>
+        <w:ind w:left="5760" w:hanging="360"/>
+      </w:pPr>
     </w:lvl>
-    <w:lvl w:ilvl="8" w:tplc="FA58A9B6">
-      <w:numFmt w:val="decimal"/>
-      <w:lvlText w:val=""/>
+    <w:lvl w:ilvl="8" w:tplc="97668B38" w:tentative="1">
+      <w:start w:val="1"/>
+      <w:numFmt w:val="bullet"/>
+      <w:lvlText w:val="●"/>
       <w:lvlJc w:val="left"/>
+      <w:pPr>
+        <w:ind w:left="6480" w:hanging="360"/>
+      </w:pPr>
     </w:lvl>
   </w:abstractNum>
-  <w:num w:numId="1" w16cid:durableId="1788163942">
-    <w:abstractNumId w:val="0"/>
+  <w:num w:numId="1" w16cid:durableId="646587319">
+    <w:abstractNumId w:val="2"/>
     <w:lvlOverride w:ilvl="0">
       <w:startOverride w:val="1"/>
     </w:lvlOverride>
@@ -5012,7 +5012,7 @@
     <w:autoRedefine/>
     <w:uiPriority w:val="39"/>
     <w:unhideWhenUsed/>
-    <w:rsid w:val="00F708AA"/>
+    <w:rsid w:val="00163430"/>
     <w:pPr>
       <w:spacing w:after="100"/>
     </w:pPr>
@@ -5024,7 +5024,7 @@
     <w:autoRedefine/>
     <w:uiPriority w:val="39"/>
     <w:unhideWhenUsed/>
-    <w:rsid w:val="00F708AA"/>
+    <w:rsid w:val="00163430"/>
     <w:pPr>
       <w:spacing w:after="100"/>
       <w:ind w:left="210"/>
